--- a/CPRE536/CPRE-CYBSC-5360_FALL-2025_PROJECT-3.docx
+++ b/CPRE536/CPRE-CYBSC-5360_FALL-2025_PROJECT-3.docx
@@ -26,1215 +26,6 @@
         <w:rPr>
           <w:b/>
         </w:rPr>
-        <w:t xml:space="preserve"> </w:t>
-      </w:r>
-    </w:p>
-    <w:p>
-      <w:pPr>
-        <w:pStyle w:val="Heading1"/>
-      </w:pPr>
-      <w:r>
-        <w:t xml:space="preserve">Scenario </w:t>
-      </w:r>
-    </w:p>
-    <w:p>
-      <w:pPr>
-        <w:spacing w:after="88"/>
-        <w:ind w:left="-5" w:right="714"/>
-        <w:jc w:val="both"/>
-      </w:pPr>
-      <w:r>
-        <w:rPr>
-          <w:sz w:val="22"/>
-        </w:rPr>
-        <w:t xml:space="preserve">A woman (Betty) has been murdered. The murder was called in by Betty’s husband (Simon), who claims to have been at home at the time. Your job is to analyze these artifacts for forensically interesting information. Time Zone: UTC+9 </w:t>
-      </w:r>
-    </w:p>
-    <w:p>
-      <w:pPr>
-        <w:spacing w:after="0" w:line="259" w:lineRule="auto"/>
-        <w:ind w:left="10" w:right="332"/>
-        <w:jc w:val="center"/>
-      </w:pPr>
-      <w:r>
-        <w:rPr>
-          <w:b/>
-        </w:rPr>
-        <w:t xml:space="preserve">Case Details </w:t>
-      </w:r>
-    </w:p>
-    <w:p>
-      <w:pPr>
-        <w:spacing w:after="0" w:line="259" w:lineRule="auto"/>
-        <w:ind w:left="0" w:right="0" w:firstLine="0"/>
-      </w:pPr>
-      <w:r>
-        <w:rPr>
-          <w:b/>
-          <w:sz w:val="23"/>
-        </w:rPr>
-        <w:t xml:space="preserve"> </w:t>
-      </w:r>
-    </w:p>
-    <w:p>
-      <w:pPr>
-        <w:pStyle w:val="Heading1"/>
-        <w:ind w:left="110" w:right="0"/>
-        <w:jc w:val="left"/>
-      </w:pPr>
-      <w:r>
-        <w:t xml:space="preserve">Introduction </w:t>
-      </w:r>
-    </w:p>
-    <w:p>
-      <w:pPr>
-        <w:pStyle w:val="Heading2"/>
-        <w:ind w:left="110"/>
-      </w:pPr>
-      <w:r>
-        <w:t xml:space="preserve">15:31 on 2017-07-17  </w:t>
-      </w:r>
-    </w:p>
-    <w:p>
-      <w:pPr>
-        <w:ind w:left="110" w:right="421"/>
-      </w:pPr>
-      <w:r>
-        <w:t xml:space="preserve">Chuncheon Emergency Services received a phone call from a local apartment building manager. A man that lived in the apartment building claimed that his wife was attacked inside their apartment.  </w:t>
-      </w:r>
-    </w:p>
-    <w:p>
-      <w:pPr>
-        <w:spacing w:after="0" w:line="259" w:lineRule="auto"/>
-        <w:ind w:left="0" w:right="0" w:firstLine="0"/>
-      </w:pPr>
-      <w:r>
-        <w:t xml:space="preserve"> </w:t>
-      </w:r>
-    </w:p>
-    <w:p>
-      <w:pPr>
-        <w:pStyle w:val="Heading2"/>
-        <w:ind w:left="110"/>
-      </w:pPr>
-      <w:r>
-        <w:t xml:space="preserve">15:40 2017-07-17 </w:t>
-      </w:r>
-    </w:p>
-    <w:p>
-      <w:pPr>
-        <w:ind w:left="110" w:right="421"/>
-      </w:pPr>
-      <w:r>
-        <w:t xml:space="preserve">Police arrive on-scene and find the husband (Simon HALLYM) and apartment manager (KIM Kil Whan) outside of the apartment. </w:t>
-      </w:r>
-    </w:p>
-    <w:p>
-      <w:pPr>
-        <w:spacing w:after="0" w:line="259" w:lineRule="auto"/>
-        <w:ind w:left="0" w:right="0" w:firstLine="0"/>
-      </w:pPr>
-      <w:r>
-        <w:t xml:space="preserve"> </w:t>
-      </w:r>
-    </w:p>
-    <w:p>
-      <w:pPr>
-        <w:ind w:left="110" w:right="421"/>
-      </w:pPr>
-      <w:r>
-        <w:t xml:space="preserve">The apartment is secured, and a woman is found lying on the ground in the living room. She is not breathing and has no pulse. From an initial assessment it appears as though she was stabbed multiple times. Medical services arrive and confirm she is deceased. </w:t>
-      </w:r>
-    </w:p>
-    <w:p>
-      <w:pPr>
-        <w:spacing w:after="0" w:line="259" w:lineRule="auto"/>
-        <w:ind w:left="0" w:right="0" w:firstLine="0"/>
-      </w:pPr>
-      <w:r>
-        <w:t xml:space="preserve"> </w:t>
-      </w:r>
-    </w:p>
-    <w:p>
-      <w:pPr>
-        <w:pStyle w:val="Heading2"/>
-        <w:ind w:left="110"/>
-      </w:pPr>
-      <w:r>
-        <w:t xml:space="preserve">15:50 2017-07-17 </w:t>
-      </w:r>
-    </w:p>
-    <w:p>
-      <w:pPr>
-        <w:spacing w:after="267"/>
-        <w:ind w:left="110" w:right="421"/>
-      </w:pPr>
-      <w:r>
-        <w:t xml:space="preserve">Investigator 1 interrogates the building manager (Mr. KIM) and husband (Mr. HALLYM). The building manager claims the Mr. Hallym ran down the stairs screaming for the police. </w:t>
-      </w:r>
-    </w:p>
-    <w:p>
-      <w:pPr>
-        <w:spacing w:after="264"/>
-        <w:ind w:left="110" w:right="421"/>
-      </w:pPr>
-      <w:r>
-        <w:t xml:space="preserve">Full transcripts of the interrogation of Mr. Hallym can be found in Appendix A. </w:t>
-      </w:r>
-      <w:r>
-        <w:rPr>
-          <w:i/>
-        </w:rPr>
-        <w:t xml:space="preserve"> </w:t>
-      </w:r>
-    </w:p>
-    <w:p>
-      <w:pPr>
-        <w:spacing w:after="0" w:line="259" w:lineRule="auto"/>
-        <w:ind w:left="115" w:right="0" w:firstLine="0"/>
-      </w:pPr>
-      <w:r>
-        <w:t xml:space="preserve"> </w:t>
-      </w:r>
-    </w:p>
-    <w:p>
-      <w:pPr>
-        <w:spacing w:after="0" w:line="259" w:lineRule="auto"/>
-        <w:ind w:left="110" w:right="0"/>
-      </w:pPr>
-      <w:r>
-        <w:rPr>
-          <w:b/>
-        </w:rPr>
-        <w:t xml:space="preserve">A search of the apartment revealed the following digital devices: </w:t>
-      </w:r>
-    </w:p>
-    <w:p>
-      <w:pPr>
-        <w:spacing w:after="0" w:line="259" w:lineRule="auto"/>
-        <w:ind w:left="0" w:right="0" w:firstLine="0"/>
-      </w:pPr>
-      <w:r>
-        <w:rPr>
-          <w:sz w:val="23"/>
-        </w:rPr>
-        <w:t xml:space="preserve"> </w:t>
-      </w:r>
-    </w:p>
-    <w:p>
-      <w:pPr>
-        <w:numPr>
-          <w:ilvl w:val="0"/>
-          <w:numId w:val="1"/>
-        </w:numPr>
-        <w:ind w:right="421" w:hanging="240"/>
-      </w:pPr>
-      <w:r>
-        <w:t xml:space="preserve">Door sensors at the main door </w:t>
-      </w:r>
-    </w:p>
-    <w:p>
-      <w:pPr>
-        <w:numPr>
-          <w:ilvl w:val="0"/>
-          <w:numId w:val="1"/>
-        </w:numPr>
-        <w:ind w:right="421" w:hanging="240"/>
-      </w:pPr>
-      <w:r>
-        <w:t xml:space="preserve">Motion sensor on the shelf </w:t>
-      </w:r>
-    </w:p>
-    <w:p>
-      <w:pPr>
-        <w:numPr>
-          <w:ilvl w:val="0"/>
-          <w:numId w:val="1"/>
-        </w:numPr>
-        <w:ind w:right="421" w:hanging="240"/>
-      </w:pPr>
-      <w:r>
-        <w:t xml:space="preserve">Wristband on the floor where the victims’ (Betty Hallym) body was found </w:t>
-      </w:r>
-    </w:p>
-    <w:p>
-      <w:pPr>
-        <w:numPr>
-          <w:ilvl w:val="0"/>
-          <w:numId w:val="1"/>
-        </w:numPr>
-        <w:ind w:right="421" w:hanging="240"/>
-      </w:pPr>
-      <w:r>
-        <w:t>Mobile Phone on the floor where the victims’ (Betty Hallym) body was found 5.</w:t>
-      </w:r>
-      <w:r>
-        <w:rPr>
-          <w:rFonts w:ascii="Arial" w:eastAsia="Arial" w:hAnsi="Arial" w:cs="Arial"/>
-        </w:rPr>
-        <w:t xml:space="preserve"> </w:t>
-      </w:r>
-      <w:r>
-        <w:t xml:space="preserve">Amazon Echo device </w:t>
-      </w:r>
-    </w:p>
-    <w:p>
-      <w:pPr>
-        <w:numPr>
-          <w:ilvl w:val="0"/>
-          <w:numId w:val="2"/>
-        </w:numPr>
-        <w:ind w:right="421" w:hanging="360"/>
-      </w:pPr>
-      <w:r>
-        <w:t xml:space="preserve">Google OnHub wifi router connected to SmartThings Hub and IPTime switch </w:t>
-      </w:r>
-    </w:p>
-    <w:p>
-      <w:pPr>
-        <w:numPr>
-          <w:ilvl w:val="0"/>
-          <w:numId w:val="2"/>
-        </w:numPr>
-        <w:ind w:right="421" w:hanging="360"/>
-      </w:pPr>
-      <w:r>
-        <w:t xml:space="preserve">Samsung Smart things hub </w:t>
-      </w:r>
-    </w:p>
-    <w:p>
-      <w:pPr>
-        <w:numPr>
-          <w:ilvl w:val="0"/>
-          <w:numId w:val="2"/>
-        </w:numPr>
-        <w:ind w:right="421" w:hanging="360"/>
-      </w:pPr>
-      <w:r>
-        <w:t xml:space="preserve">IPTime Switch OnHub (6) and Modem (ISP) </w:t>
-      </w:r>
-    </w:p>
-    <w:p>
-      <w:pPr>
-        <w:numPr>
-          <w:ilvl w:val="0"/>
-          <w:numId w:val="2"/>
-        </w:numPr>
-        <w:ind w:right="421" w:hanging="360"/>
-      </w:pPr>
-      <w:r>
-        <w:t xml:space="preserve">Raspberry Pi connected via HDMI to TV </w:t>
-      </w:r>
-    </w:p>
-    <w:p>
-      <w:pPr>
-        <w:numPr>
-          <w:ilvl w:val="0"/>
-          <w:numId w:val="2"/>
-        </w:numPr>
-        <w:ind w:right="421" w:hanging="360"/>
-      </w:pPr>
-      <w:r>
-        <w:t xml:space="preserve">Bluetooth headphone </w:t>
-      </w:r>
-    </w:p>
-    <w:p>
-      <w:pPr>
-        <w:numPr>
-          <w:ilvl w:val="0"/>
-          <w:numId w:val="2"/>
-        </w:numPr>
-        <w:ind w:right="421" w:hanging="360"/>
-      </w:pPr>
-      <w:r>
-        <w:t xml:space="preserve">Door sensor at the bedroom door </w:t>
-      </w:r>
-    </w:p>
-    <w:p>
-      <w:pPr>
-        <w:spacing w:after="0" w:line="259" w:lineRule="auto"/>
-        <w:ind w:left="0" w:right="0" w:firstLine="0"/>
-      </w:pPr>
-      <w:r>
-        <w:t xml:space="preserve"> </w:t>
-      </w:r>
-    </w:p>
-    <w:p>
-      <w:pPr>
-        <w:pStyle w:val="Heading1"/>
-        <w:ind w:left="110" w:right="0"/>
-        <w:jc w:val="left"/>
-      </w:pPr>
-      <w:r>
-        <w:t>Data Acquisition</w:t>
-      </w:r>
-      <w:r>
-        <w:rPr>
-          <w:rFonts w:ascii="SimSun" w:eastAsia="SimSun" w:hAnsi="SimSun" w:cs="SimSun"/>
-          <w:b w:val="0"/>
-        </w:rPr>
-        <w:t>（</w:t>
-      </w:r>
-      <w:r>
-        <w:t xml:space="preserve">Images are available on this location </w:t>
-      </w:r>
-      <w:r>
-        <w:rPr>
-          <w:i/>
-        </w:rPr>
-        <w:t>C:\CPRE 536 Project Images</w:t>
-      </w:r>
-      <w:r>
-        <w:rPr>
-          <w:rFonts w:ascii="SimSun" w:eastAsia="SimSun" w:hAnsi="SimSun" w:cs="SimSun"/>
-          <w:b w:val="0"/>
-        </w:rPr>
-        <w:t>）</w:t>
-      </w:r>
-      <w:r>
-        <w:t xml:space="preserve"> </w:t>
-      </w:r>
-    </w:p>
-    <w:p>
-      <w:pPr>
-        <w:numPr>
-          <w:ilvl w:val="0"/>
-          <w:numId w:val="3"/>
-        </w:numPr>
-        <w:ind w:right="421" w:hanging="139"/>
-      </w:pPr>
-      <w:r>
-        <w:t xml:space="preserve">Acquired image of Betty Hallym’s Samsung Note II (Black) </w:t>
-      </w:r>
-    </w:p>
-    <w:p>
-      <w:pPr>
-        <w:numPr>
-          <w:ilvl w:val="0"/>
-          <w:numId w:val="3"/>
-        </w:numPr>
-        <w:ind w:right="421" w:hanging="139"/>
-      </w:pPr>
-      <w:r>
-        <w:t xml:space="preserve">002-BettyNote2Black </w:t>
-      </w:r>
-    </w:p>
-    <w:p>
-      <w:pPr>
-        <w:numPr>
-          <w:ilvl w:val="0"/>
-          <w:numId w:val="3"/>
-        </w:numPr>
-        <w:ind w:right="421" w:hanging="139"/>
-      </w:pPr>
-      <w:r>
-        <w:t xml:space="preserve">Acquired image of Raspberry Pi (SmartTV) </w:t>
-      </w:r>
-    </w:p>
-    <w:p>
-      <w:pPr>
-        <w:numPr>
-          <w:ilvl w:val="0"/>
-          <w:numId w:val="3"/>
-        </w:numPr>
-        <w:ind w:right="421" w:hanging="139"/>
-      </w:pPr>
-      <w:r>
-        <w:t xml:space="preserve">001-SmartTV-RaspberryPi.zip </w:t>
-      </w:r>
-    </w:p>
-    <w:p>
-      <w:pPr>
-        <w:numPr>
-          <w:ilvl w:val="0"/>
-          <w:numId w:val="3"/>
-        </w:numPr>
-        <w:ind w:right="421" w:hanging="139"/>
-      </w:pPr>
-      <w:r>
-        <w:t xml:space="preserve">Acquired diagnostic report from Google OnHub </w:t>
-      </w:r>
-    </w:p>
-    <w:p>
-      <w:pPr>
-        <w:numPr>
-          <w:ilvl w:val="0"/>
-          <w:numId w:val="3"/>
-        </w:numPr>
-        <w:ind w:right="421" w:hanging="139"/>
-      </w:pPr>
-      <w:r>
-        <w:t xml:space="preserve">004-Onhub-diagnostic-report </w:t>
-      </w:r>
-    </w:p>
-    <w:p>
-      <w:pPr>
-        <w:numPr>
-          <w:ilvl w:val="0"/>
-          <w:numId w:val="3"/>
-        </w:numPr>
-        <w:ind w:right="421" w:hanging="139"/>
-      </w:pPr>
-      <w:r>
-        <w:t xml:space="preserve">Acquired data from Amazon Echo / Alexa Cloud UI </w:t>
-      </w:r>
-    </w:p>
-    <w:p>
-      <w:pPr>
-        <w:numPr>
-          <w:ilvl w:val="0"/>
-          <w:numId w:val="3"/>
-        </w:numPr>
-        <w:ind w:right="421" w:hanging="139"/>
-      </w:pPr>
-      <w:r>
-        <w:t xml:space="preserve">003-Amazon-Echo-Alexa-Web-Scrape </w:t>
-      </w:r>
-    </w:p>
-    <w:p>
-      <w:pPr>
-        <w:numPr>
-          <w:ilvl w:val="0"/>
-          <w:numId w:val="3"/>
-        </w:numPr>
-        <w:ind w:right="421" w:hanging="139"/>
-      </w:pPr>
-      <w:r>
-        <w:lastRenderedPageBreak/>
-        <w:t>Acquired SmartHome network traffic logs from Acme, Inc. -</w:t>
-      </w:r>
-      <w:r>
-        <w:rPr>
-          <w:rFonts w:ascii="Arial" w:eastAsia="Arial" w:hAnsi="Arial" w:cs="Arial"/>
-        </w:rPr>
-        <w:t xml:space="preserve"> </w:t>
-      </w:r>
-      <w:r>
-        <w:t>005-IoT_Net_Traffic</w:t>
-      </w:r>
-    </w:p>
-    <w:p>
-      <w:pPr>
-        <w:pStyle w:val="Heading1"/>
-        <w:spacing w:after="93"/>
-        <w:ind w:right="391"/>
-      </w:pPr>
-      <w:r>
-        <w:t xml:space="preserve">Appendix A </w:t>
-      </w:r>
-    </w:p>
-    <w:p>
-      <w:pPr>
-        <w:spacing w:after="185"/>
-        <w:ind w:left="110" w:right="421"/>
-      </w:pPr>
-      <w:r>
-        <w:t xml:space="preserve">15:49 2017-07-17 Interrogation of Simon </w:t>
-      </w:r>
-    </w:p>
-    <w:p>
-      <w:pPr>
-        <w:spacing w:after="189"/>
-        <w:ind w:left="110" w:right="421"/>
-      </w:pPr>
-      <w:r>
-        <w:t>1.</w:t>
-      </w:r>
-      <w:r>
-        <w:rPr>
-          <w:rFonts w:ascii="Arial" w:eastAsia="Arial" w:hAnsi="Arial" w:cs="Arial"/>
-        </w:rPr>
-        <w:t xml:space="preserve"> </w:t>
-      </w:r>
-      <w:r>
-        <w:t xml:space="preserve">What is your full name? </w:t>
-      </w:r>
-    </w:p>
-    <w:p>
-      <w:pPr>
-        <w:spacing w:after="172" w:line="259" w:lineRule="auto"/>
-        <w:ind w:left="110" w:right="321"/>
-      </w:pPr>
-      <w:r>
-        <w:rPr>
-          <w:color w:val="4F81BD"/>
-        </w:rPr>
-        <w:t>–</w:t>
-      </w:r>
-      <w:r>
-        <w:rPr>
-          <w:rFonts w:ascii="Arial" w:eastAsia="Arial" w:hAnsi="Arial" w:cs="Arial"/>
-          <w:color w:val="4F81BD"/>
-        </w:rPr>
-        <w:t xml:space="preserve"> </w:t>
-      </w:r>
-      <w:r>
-        <w:rPr>
-          <w:color w:val="4F81BD"/>
-        </w:rPr>
-        <w:t xml:space="preserve">Simon Hallym </w:t>
-      </w:r>
-    </w:p>
-    <w:p>
-      <w:pPr>
-        <w:spacing w:after="187"/>
-        <w:ind w:left="110" w:right="421"/>
-      </w:pPr>
-      <w:r>
-        <w:t>2.</w:t>
-      </w:r>
-      <w:r>
-        <w:rPr>
-          <w:rFonts w:ascii="Arial" w:eastAsia="Arial" w:hAnsi="Arial" w:cs="Arial"/>
-        </w:rPr>
-        <w:t xml:space="preserve"> </w:t>
-      </w:r>
-      <w:r>
-        <w:t xml:space="preserve">What do you do? </w:t>
-      </w:r>
-    </w:p>
-    <w:p>
-      <w:pPr>
-        <w:spacing w:after="172" w:line="259" w:lineRule="auto"/>
-        <w:ind w:left="110" w:right="321"/>
-      </w:pPr>
-      <w:r>
-        <w:rPr>
-          <w:color w:val="4F81BD"/>
-        </w:rPr>
-        <w:t>–</w:t>
-      </w:r>
-      <w:r>
-        <w:rPr>
-          <w:rFonts w:ascii="Arial" w:eastAsia="Arial" w:hAnsi="Arial" w:cs="Arial"/>
-          <w:color w:val="4F81BD"/>
-        </w:rPr>
-        <w:t xml:space="preserve"> </w:t>
-      </w:r>
-      <w:r>
-        <w:rPr>
-          <w:color w:val="4F81BD"/>
-        </w:rPr>
-        <w:t xml:space="preserve">I am a computer programmer. </w:t>
-      </w:r>
-    </w:p>
-    <w:p>
-      <w:pPr>
-        <w:spacing w:after="186"/>
-        <w:ind w:left="110" w:right="421"/>
-      </w:pPr>
-      <w:r>
-        <w:t>3.</w:t>
-      </w:r>
-      <w:r>
-        <w:rPr>
-          <w:rFonts w:ascii="Arial" w:eastAsia="Arial" w:hAnsi="Arial" w:cs="Arial"/>
-        </w:rPr>
-        <w:t xml:space="preserve"> </w:t>
-      </w:r>
-      <w:r>
-        <w:t xml:space="preserve">Are you living in this Home? </w:t>
-      </w:r>
-    </w:p>
-    <w:p>
-      <w:pPr>
-        <w:spacing w:after="172" w:line="259" w:lineRule="auto"/>
-        <w:ind w:left="110" w:right="321"/>
-      </w:pPr>
-      <w:r>
-        <w:rPr>
-          <w:color w:val="4F81BD"/>
-        </w:rPr>
-        <w:t>–</w:t>
-      </w:r>
-      <w:r>
-        <w:rPr>
-          <w:rFonts w:ascii="Arial" w:eastAsia="Arial" w:hAnsi="Arial" w:cs="Arial"/>
-          <w:color w:val="4F81BD"/>
-        </w:rPr>
-        <w:t xml:space="preserve"> </w:t>
-      </w:r>
-      <w:r>
-        <w:rPr>
-          <w:color w:val="4F81BD"/>
-        </w:rPr>
-        <w:t xml:space="preserve">Yes, I am living with Betty. She is my wife, Betty Hallym. </w:t>
-      </w:r>
-    </w:p>
-    <w:p>
-      <w:pPr>
-        <w:spacing w:after="190"/>
-        <w:ind w:left="110" w:right="421"/>
-      </w:pPr>
-      <w:r>
-        <w:t>4.</w:t>
-      </w:r>
-      <w:r>
-        <w:rPr>
-          <w:rFonts w:ascii="Arial" w:eastAsia="Arial" w:hAnsi="Arial" w:cs="Arial"/>
-        </w:rPr>
-        <w:t xml:space="preserve"> </w:t>
-      </w:r>
-      <w:r>
-        <w:t xml:space="preserve">Could you please describe what happened? </w:t>
-      </w:r>
-    </w:p>
-    <w:p>
-      <w:pPr>
-        <w:spacing w:after="172" w:line="259" w:lineRule="auto"/>
-        <w:ind w:left="110" w:right="321"/>
-      </w:pPr>
-      <w:r>
-        <w:rPr>
-          <w:color w:val="4F81BD"/>
-        </w:rPr>
-        <w:t>–</w:t>
-      </w:r>
-      <w:r>
-        <w:rPr>
-          <w:rFonts w:ascii="Arial" w:eastAsia="Arial" w:hAnsi="Arial" w:cs="Arial"/>
-          <w:color w:val="4F81BD"/>
-        </w:rPr>
-        <w:t xml:space="preserve"> </w:t>
-      </w:r>
-      <w:r>
-        <w:rPr>
-          <w:color w:val="4F81BD"/>
-        </w:rPr>
-        <w:t xml:space="preserve">I was watching a movie. After finishing the movie, I came into the living room and found her on the ground. </w:t>
-      </w:r>
-    </w:p>
-    <w:p>
-      <w:pPr>
-        <w:spacing w:after="185"/>
-        <w:ind w:left="110" w:right="421"/>
-      </w:pPr>
-      <w:r>
-        <w:t>5.</w:t>
-      </w:r>
-      <w:r>
-        <w:rPr>
-          <w:rFonts w:ascii="Arial" w:eastAsia="Arial" w:hAnsi="Arial" w:cs="Arial"/>
-        </w:rPr>
-        <w:t xml:space="preserve"> </w:t>
-      </w:r>
-      <w:r>
-        <w:t xml:space="preserve">Do you know someone who would want to hurt your wife? </w:t>
-      </w:r>
-    </w:p>
-    <w:p>
-      <w:pPr>
-        <w:spacing w:after="172" w:line="259" w:lineRule="auto"/>
-        <w:ind w:left="110" w:right="321"/>
-      </w:pPr>
-      <w:r>
-        <w:rPr>
-          <w:color w:val="4F81BD"/>
-        </w:rPr>
-        <w:t>-</w:t>
-      </w:r>
-      <w:r>
-        <w:rPr>
-          <w:rFonts w:ascii="Arial" w:eastAsia="Arial" w:hAnsi="Arial" w:cs="Arial"/>
-          <w:color w:val="4F81BD"/>
-        </w:rPr>
-        <w:t xml:space="preserve"> </w:t>
-      </w:r>
-      <w:r>
-        <w:rPr>
-          <w:color w:val="4F81BD"/>
-        </w:rPr>
-        <w:t xml:space="preserve">No. No one. </w:t>
-      </w:r>
-    </w:p>
-    <w:p>
-      <w:pPr>
-        <w:spacing w:after="185"/>
-        <w:ind w:left="110" w:right="421"/>
-      </w:pPr>
-      <w:r>
-        <w:t>6.</w:t>
-      </w:r>
-      <w:r>
-        <w:rPr>
-          <w:rFonts w:ascii="Arial" w:eastAsia="Arial" w:hAnsi="Arial" w:cs="Arial"/>
-        </w:rPr>
-        <w:t xml:space="preserve"> </w:t>
-      </w:r>
-      <w:r>
-        <w:t xml:space="preserve">Did she have friends in the area? </w:t>
-      </w:r>
-    </w:p>
-    <w:p>
-      <w:pPr>
-        <w:spacing w:after="172" w:line="259" w:lineRule="auto"/>
-        <w:ind w:left="110" w:right="321"/>
-      </w:pPr>
-      <w:r>
-        <w:rPr>
-          <w:color w:val="4F81BD"/>
-        </w:rPr>
-        <w:t>-</w:t>
-      </w:r>
-      <w:r>
-        <w:rPr>
-          <w:rFonts w:ascii="Arial" w:eastAsia="Arial" w:hAnsi="Arial" w:cs="Arial"/>
-          <w:color w:val="4F81BD"/>
-        </w:rPr>
-        <w:t xml:space="preserve"> </w:t>
-      </w:r>
-      <w:r>
-        <w:rPr>
-          <w:color w:val="4F81BD"/>
-        </w:rPr>
-        <w:t xml:space="preserve">I don't think so. We just moved here. </w:t>
-      </w:r>
-    </w:p>
-    <w:p>
-      <w:pPr>
-        <w:spacing w:after="187"/>
-        <w:ind w:left="110" w:right="421"/>
-      </w:pPr>
-      <w:r>
-        <w:t>7.</w:t>
-      </w:r>
-      <w:r>
-        <w:rPr>
-          <w:rFonts w:ascii="Arial" w:eastAsia="Arial" w:hAnsi="Arial" w:cs="Arial"/>
-        </w:rPr>
-        <w:t xml:space="preserve"> </w:t>
-      </w:r>
-      <w:r>
-        <w:t xml:space="preserve">Where did you watch the video? </w:t>
-      </w:r>
-    </w:p>
-    <w:p>
-      <w:pPr>
-        <w:spacing w:after="172" w:line="259" w:lineRule="auto"/>
-        <w:ind w:left="110" w:right="321"/>
-      </w:pPr>
-      <w:r>
-        <w:rPr>
-          <w:color w:val="4F81BD"/>
-        </w:rPr>
-        <w:t>–</w:t>
-      </w:r>
-      <w:r>
-        <w:rPr>
-          <w:rFonts w:ascii="Arial" w:eastAsia="Arial" w:hAnsi="Arial" w:cs="Arial"/>
-          <w:color w:val="4F81BD"/>
-        </w:rPr>
-        <w:t xml:space="preserve"> </w:t>
-      </w:r>
-      <w:r>
-        <w:rPr>
-          <w:color w:val="4F81BD"/>
-        </w:rPr>
-        <w:t xml:space="preserve">I was in our bedroom. </w:t>
-      </w:r>
-    </w:p>
-    <w:p>
-      <w:pPr>
-        <w:spacing w:after="193"/>
-        <w:ind w:left="110" w:right="421"/>
-      </w:pPr>
-      <w:r>
-        <w:t>8.</w:t>
-      </w:r>
-      <w:r>
-        <w:rPr>
-          <w:rFonts w:ascii="Arial" w:eastAsia="Arial" w:hAnsi="Arial" w:cs="Arial"/>
-        </w:rPr>
-        <w:t xml:space="preserve"> </w:t>
-      </w:r>
-      <w:r>
-        <w:t xml:space="preserve">Could you remember what time? </w:t>
-      </w:r>
-    </w:p>
-    <w:p>
-      <w:pPr>
-        <w:spacing w:after="206" w:line="259" w:lineRule="auto"/>
-        <w:ind w:left="110" w:right="321"/>
-      </w:pPr>
-      <w:r>
-        <w:rPr>
-          <w:color w:val="4F81BD"/>
-        </w:rPr>
-        <w:t>–</w:t>
-      </w:r>
-      <w:r>
-        <w:rPr>
-          <w:rFonts w:ascii="Arial" w:eastAsia="Arial" w:hAnsi="Arial" w:cs="Arial"/>
-          <w:color w:val="4F81BD"/>
-        </w:rPr>
-        <w:t xml:space="preserve"> </w:t>
-      </w:r>
-      <w:r>
-        <w:rPr>
-          <w:color w:val="4F81BD"/>
-        </w:rPr>
-        <w:t xml:space="preserve">Almost 3? I don’t know exactly. Maybe around 3pm. I think that's when we got home. </w:t>
-      </w:r>
-    </w:p>
-    <w:p>
-      <w:pPr>
-        <w:spacing w:after="191"/>
-        <w:ind w:left="110" w:right="421"/>
-      </w:pPr>
-      <w:r>
-        <w:t>9.</w:t>
-      </w:r>
-      <w:r>
-        <w:rPr>
-          <w:rFonts w:ascii="Arial" w:eastAsia="Arial" w:hAnsi="Arial" w:cs="Arial"/>
-        </w:rPr>
-        <w:t xml:space="preserve"> </w:t>
-      </w:r>
-      <w:r>
-        <w:t xml:space="preserve">When you were watching video, didn’t you hear anything? </w:t>
-      </w:r>
-    </w:p>
-    <w:p>
-      <w:pPr>
-        <w:spacing w:after="172" w:line="259" w:lineRule="auto"/>
-        <w:ind w:left="110" w:right="321"/>
-      </w:pPr>
-      <w:r>
-        <w:rPr>
-          <w:color w:val="4F81BD"/>
-        </w:rPr>
-        <w:t>–</w:t>
-      </w:r>
-      <w:r>
-        <w:rPr>
-          <w:rFonts w:ascii="Arial" w:eastAsia="Arial" w:hAnsi="Arial" w:cs="Arial"/>
-          <w:color w:val="4F81BD"/>
-        </w:rPr>
-        <w:t xml:space="preserve"> </w:t>
-      </w:r>
-      <w:r>
-        <w:rPr>
-          <w:color w:val="4F81BD"/>
-        </w:rPr>
-        <w:t xml:space="preserve">She listens to music, so I used headphones. I didn't hear anything. </w:t>
-      </w:r>
-    </w:p>
-    <w:p>
-      <w:pPr>
-        <w:spacing w:after="187"/>
-        <w:ind w:left="110" w:right="421"/>
-      </w:pPr>
-      <w:r>
-        <w:t>10.</w:t>
-      </w:r>
-      <w:r>
-        <w:rPr>
-          <w:rFonts w:ascii="Arial" w:eastAsia="Arial" w:hAnsi="Arial" w:cs="Arial"/>
-        </w:rPr>
-        <w:t xml:space="preserve"> </w:t>
-      </w:r>
-      <w:r>
-        <w:t xml:space="preserve">Can you remember what you were watching? </w:t>
-      </w:r>
-    </w:p>
-    <w:p>
-      <w:pPr>
-        <w:spacing w:after="172" w:line="259" w:lineRule="auto"/>
-        <w:ind w:left="110" w:right="321"/>
-      </w:pPr>
-      <w:r>
-        <w:rPr>
-          <w:color w:val="4F81BD"/>
-        </w:rPr>
-        <w:t>–</w:t>
-      </w:r>
-      <w:r>
-        <w:rPr>
-          <w:rFonts w:ascii="Arial" w:eastAsia="Arial" w:hAnsi="Arial" w:cs="Arial"/>
-          <w:color w:val="4F81BD"/>
-        </w:rPr>
-        <w:t xml:space="preserve"> </w:t>
-      </w:r>
-      <w:r>
-        <w:rPr>
-          <w:color w:val="4F81BD"/>
-        </w:rPr>
-        <w:t xml:space="preserve">It was a drama from YouTube. </w:t>
-      </w:r>
-    </w:p>
-    <w:p>
-      <w:pPr>
-        <w:spacing w:after="187"/>
-        <w:ind w:left="110" w:right="421"/>
-      </w:pPr>
-      <w:r>
-        <w:t>11.</w:t>
-      </w:r>
-      <w:r>
-        <w:rPr>
-          <w:rFonts w:ascii="Arial" w:eastAsia="Arial" w:hAnsi="Arial" w:cs="Arial"/>
-        </w:rPr>
-        <w:t xml:space="preserve"> </w:t>
-      </w:r>
-      <w:r>
-        <w:t xml:space="preserve">We found SmartThings sensors around your home. Do you have access to this data? </w:t>
-      </w:r>
-    </w:p>
-    <w:p>
-      <w:pPr>
-        <w:spacing w:after="172" w:line="259" w:lineRule="auto"/>
-        <w:ind w:left="110" w:right="321"/>
-      </w:pPr>
-      <w:r>
-        <w:rPr>
-          <w:color w:val="4F81BD"/>
-        </w:rPr>
-        <w:t>–</w:t>
-      </w:r>
-      <w:r>
-        <w:rPr>
-          <w:rFonts w:ascii="Arial" w:eastAsia="Arial" w:hAnsi="Arial" w:cs="Arial"/>
-          <w:color w:val="4F81BD"/>
-        </w:rPr>
-        <w:t xml:space="preserve"> </w:t>
-      </w:r>
-      <w:r>
-        <w:rPr>
-          <w:color w:val="4F81BD"/>
-        </w:rPr>
-        <w:t xml:space="preserve">Yes, I get it on my phone. </w:t>
-      </w:r>
-    </w:p>
-    <w:p>
-      <w:pPr>
-        <w:spacing w:after="185"/>
-        <w:ind w:left="110" w:right="421"/>
-      </w:pPr>
-      <w:r>
-        <w:t>12.</w:t>
-      </w:r>
-      <w:r>
-        <w:rPr>
-          <w:rFonts w:ascii="Arial" w:eastAsia="Arial" w:hAnsi="Arial" w:cs="Arial"/>
-        </w:rPr>
-        <w:t xml:space="preserve"> </w:t>
-      </w:r>
-      <w:r>
-        <w:t xml:space="preserve">May we have permission to access your phone? </w:t>
-      </w:r>
-    </w:p>
-    <w:p>
-      <w:pPr>
-        <w:spacing w:after="172" w:line="259" w:lineRule="auto"/>
-        <w:ind w:left="110" w:right="321"/>
-      </w:pPr>
-      <w:r>
-        <w:rPr>
-          <w:color w:val="4F81BD"/>
-        </w:rPr>
-        <w:t>-</w:t>
-      </w:r>
-      <w:r>
-        <w:rPr>
-          <w:rFonts w:ascii="Arial" w:eastAsia="Arial" w:hAnsi="Arial" w:cs="Arial"/>
-          <w:color w:val="4F81BD"/>
-        </w:rPr>
-        <w:t xml:space="preserve"> </w:t>
-      </w:r>
-      <w:r>
-        <w:rPr>
-          <w:color w:val="4F81BD"/>
-        </w:rPr>
-        <w:t xml:space="preserve">Yes, ok. </w:t>
-      </w:r>
-    </w:p>
-    <w:p>
-      <w:pPr>
-        <w:spacing w:after="190"/>
-        <w:ind w:left="110" w:right="421"/>
-      </w:pPr>
-      <w:r>
-        <w:t>13.</w:t>
-      </w:r>
-      <w:r>
-        <w:rPr>
-          <w:rFonts w:ascii="Arial" w:eastAsia="Arial" w:hAnsi="Arial" w:cs="Arial"/>
-        </w:rPr>
-        <w:t xml:space="preserve"> </w:t>
-      </w:r>
-      <w:r>
-        <w:t xml:space="preserve">May we have permission to access your SmartThings data? </w:t>
-      </w:r>
-    </w:p>
-    <w:p>
-      <w:pPr>
-        <w:spacing w:after="172" w:line="259" w:lineRule="auto"/>
-        <w:ind w:left="110" w:right="321"/>
-      </w:pPr>
-      <w:r>
-        <w:rPr>
-          <w:color w:val="4F81BD"/>
-        </w:rPr>
-        <w:t>-</w:t>
-      </w:r>
-      <w:r>
-        <w:rPr>
-          <w:rFonts w:ascii="Arial" w:eastAsia="Arial" w:hAnsi="Arial" w:cs="Arial"/>
-          <w:color w:val="4F81BD"/>
-        </w:rPr>
-        <w:t xml:space="preserve"> </w:t>
-      </w:r>
-      <w:r>
-        <w:rPr>
-          <w:color w:val="4F81BD"/>
-        </w:rPr>
-        <w:t xml:space="preserve">Alright. </w:t>
-      </w:r>
-    </w:p>
-    <w:p>
-      <w:pPr>
-        <w:ind w:left="110" w:right="421"/>
-      </w:pPr>
-      <w:r>
-        <w:t>14.</w:t>
-      </w:r>
-      <w:r>
-        <w:rPr>
-          <w:rFonts w:ascii="Arial" w:eastAsia="Arial" w:hAnsi="Arial" w:cs="Arial"/>
-        </w:rPr>
-        <w:t xml:space="preserve"> </w:t>
-      </w:r>
-      <w:r>
-        <w:t xml:space="preserve">Can you identify this black Samsung Note II, and Mi step monitor? </w:t>
-      </w:r>
-    </w:p>
-    <w:p>
-      <w:pPr>
-        <w:spacing w:after="172" w:line="259" w:lineRule="auto"/>
-        <w:ind w:left="110" w:right="321"/>
-      </w:pPr>
-      <w:r>
-        <w:rPr>
-          <w:color w:val="4F81BD"/>
-        </w:rPr>
-        <w:t>–</w:t>
-      </w:r>
-      <w:r>
-        <w:rPr>
-          <w:rFonts w:ascii="Arial" w:eastAsia="Arial" w:hAnsi="Arial" w:cs="Arial"/>
-          <w:color w:val="4F81BD"/>
-        </w:rPr>
-        <w:t xml:space="preserve"> </w:t>
-      </w:r>
-      <w:r>
-        <w:rPr>
-          <w:color w:val="4F81BD"/>
-        </w:rPr>
-        <w:t xml:space="preserve">Those are Betty's. </w:t>
-      </w:r>
-    </w:p>
-    <w:p>
-      <w:pPr>
-        <w:spacing w:after="185"/>
-        <w:ind w:left="110" w:right="421"/>
-      </w:pPr>
-      <w:r>
-        <w:t>15.</w:t>
-      </w:r>
-      <w:r>
-        <w:rPr>
-          <w:rFonts w:ascii="Arial" w:eastAsia="Arial" w:hAnsi="Arial" w:cs="Arial"/>
-        </w:rPr>
-        <w:t xml:space="preserve"> </w:t>
-      </w:r>
-      <w:r>
-        <w:t xml:space="preserve">Do you know any passwords for the phone? </w:t>
-      </w:r>
-    </w:p>
-    <w:p>
-      <w:pPr>
-        <w:spacing w:after="172" w:line="259" w:lineRule="auto"/>
-        <w:ind w:left="110" w:right="321"/>
-      </w:pPr>
-      <w:r>
-        <w:rPr>
-          <w:color w:val="4F81BD"/>
-        </w:rPr>
-        <w:lastRenderedPageBreak/>
-        <w:t>-</w:t>
-      </w:r>
-      <w:r>
-        <w:rPr>
-          <w:rFonts w:ascii="Arial" w:eastAsia="Arial" w:hAnsi="Arial" w:cs="Arial"/>
-          <w:color w:val="4F81BD"/>
-        </w:rPr>
-        <w:t xml:space="preserve"> </w:t>
-      </w:r>
-      <w:r>
-        <w:rPr>
-          <w:color w:val="4F81BD"/>
-        </w:rPr>
-        <w:t xml:space="preserve">No. </w:t>
-      </w:r>
-    </w:p>
-    <w:p>
-      <w:pPr>
-        <w:spacing w:after="185"/>
-        <w:ind w:left="110" w:right="421"/>
-      </w:pPr>
-      <w:r>
-        <w:t>16.</w:t>
-      </w:r>
-      <w:r>
-        <w:rPr>
-          <w:rFonts w:ascii="Arial" w:eastAsia="Arial" w:hAnsi="Arial" w:cs="Arial"/>
-        </w:rPr>
-        <w:t xml:space="preserve"> </w:t>
-      </w:r>
-      <w:r>
-        <w:t xml:space="preserve">What are the passwords to your WIFI? </w:t>
-      </w:r>
-    </w:p>
-    <w:p>
-      <w:pPr>
-        <w:spacing w:after="172" w:line="259" w:lineRule="auto"/>
-        <w:ind w:left="110" w:right="321"/>
-      </w:pPr>
-      <w:r>
-        <w:rPr>
-          <w:color w:val="4F81BD"/>
-        </w:rPr>
-        <w:t>-</w:t>
-      </w:r>
-      <w:r>
-        <w:rPr>
-          <w:rFonts w:ascii="Arial" w:eastAsia="Arial" w:hAnsi="Arial" w:cs="Arial"/>
-          <w:color w:val="4F81BD"/>
-        </w:rPr>
-        <w:t xml:space="preserve"> </w:t>
-      </w:r>
-      <w:r>
-        <w:rPr>
-          <w:color w:val="4F81BD"/>
-        </w:rPr>
-        <w:t xml:space="preserve">Home is iot14306, but the guest network is iot14305 </w:t>
-      </w:r>
-    </w:p>
-    <w:p>
-      <w:pPr>
-        <w:spacing w:after="0" w:line="259" w:lineRule="auto"/>
-        <w:ind w:left="0" w:right="0" w:firstLine="0"/>
-      </w:pPr>
-      <w:r>
-        <w:t xml:space="preserve"> </w:t>
-      </w:r>
-    </w:p>
-    <w:p>
-      <w:pPr>
-        <w:spacing w:after="0" w:line="259" w:lineRule="auto"/>
-        <w:ind w:left="0" w:right="0" w:firstLine="0"/>
-      </w:pPr>
-      <w:r>
         <w:t xml:space="preserve"> </w:t>
       </w:r>
     </w:p>
@@ -1254,8 +45,16 @@
           <w:numId w:val="4"/>
         </w:numPr>
         <w:ind w:right="421" w:hanging="360"/>
-      </w:pPr>
-      <w:r>
+        <w:rPr>
+          <w:b/>
+          <w:bCs/>
+        </w:rPr>
+      </w:pPr>
+      <w:r>
+        <w:rPr>
+          <w:b/>
+          <w:bCs/>
+        </w:rPr>
         <w:t xml:space="preserve">(1 point) Please find all the apps installed and recently used on Betty’s phone.             </w:t>
       </w:r>
     </w:p>
@@ -1409,6 +208,31 @@
       <w:pPr>
         <w:ind w:left="460" w:right="421" w:firstLine="0"/>
       </w:pPr>
+    </w:p>
+    <w:p>
+      <w:pPr>
+        <w:ind w:left="460" w:right="421" w:firstLine="0"/>
+      </w:pPr>
+    </w:p>
+    <w:p>
+      <w:pPr>
+        <w:ind w:left="460" w:right="421" w:firstLine="0"/>
+      </w:pPr>
+    </w:p>
+    <w:p>
+      <w:pPr>
+        <w:ind w:left="460" w:right="421" w:firstLine="0"/>
+      </w:pPr>
+    </w:p>
+    <w:p>
+      <w:pPr>
+        <w:ind w:left="460" w:right="421" w:firstLine="0"/>
+      </w:pPr>
+    </w:p>
+    <w:p>
+      <w:pPr>
+        <w:ind w:left="460" w:right="421" w:firstLine="0"/>
+      </w:pPr>
       <w:r>
         <w:lastRenderedPageBreak/>
         <w:t>And there are 36 apps in the app folder:</w:t>
@@ -1516,8 +340,16 @@
           <w:numId w:val="4"/>
         </w:numPr>
         <w:ind w:right="421" w:hanging="360"/>
-      </w:pPr>
-      <w:r>
+        <w:rPr>
+          <w:b/>
+          <w:bCs/>
+        </w:rPr>
+      </w:pPr>
+      <w:r>
+        <w:rPr>
+          <w:b/>
+          <w:bCs/>
+        </w:rPr>
         <w:t>(1 point) Please find the browsing history of websites and videos.</w:t>
       </w:r>
     </w:p>
@@ -1533,11 +365,57 @@
       <w:r>
         <w:t>Based on Q1, Betty’s phone mainly used the Chrome browser.</w:t>
       </w:r>
-    </w:p>
-    <w:p>
-      <w:pPr>
-        <w:ind w:left="460" w:right="421" w:firstLine="0"/>
-      </w:pPr>
+      <w:r>
+        <w:t xml:space="preserve"> After searching for the keyword “History” in filenames, I was able to locate the file. When opening this file up in </w:t>
+      </w:r>
+      <w:r>
+        <w:t>DB Browser for SQLite, I got the following websites from the “urls” table:</w:t>
+      </w:r>
+    </w:p>
+    <w:p>
+      <w:pPr>
+        <w:ind w:left="460" w:right="421" w:firstLine="0"/>
+      </w:pPr>
+      <w:r>
+        <w:rPr>
+          <w:noProof/>
+        </w:rPr>
+        <w:drawing>
+          <wp:inline distT="0" distB="0" distL="0" distR="0" wp14:anchorId="2F7CC455" wp14:editId="03CCDE4D">
+            <wp:extent cx="6477635" cy="1974215"/>
+            <wp:effectExtent l="0" t="0" r="0" b="0"/>
+            <wp:docPr id="1376620275" name="Picture 1" descr="A screenshot of a computer&#10;&#10;AI-generated content may be incorrect."/>
+            <wp:cNvGraphicFramePr>
+              <a:graphicFrameLocks xmlns:a="http://schemas.openxmlformats.org/drawingml/2006/main" noChangeAspect="1"/>
+            </wp:cNvGraphicFramePr>
+            <a:graphic xmlns:a="http://schemas.openxmlformats.org/drawingml/2006/main">
+              <a:graphicData uri="http://schemas.openxmlformats.org/drawingml/2006/picture">
+                <pic:pic xmlns:pic="http://schemas.openxmlformats.org/drawingml/2006/picture">
+                  <pic:nvPicPr>
+                    <pic:cNvPr id="1376620275" name="Picture 1" descr="A screenshot of a computer&#10;&#10;AI-generated content may be incorrect."/>
+                    <pic:cNvPicPr/>
+                  </pic:nvPicPr>
+                  <pic:blipFill>
+                    <a:blip r:embed="rId9"/>
+                    <a:stretch>
+                      <a:fillRect/>
+                    </a:stretch>
+                  </pic:blipFill>
+                  <pic:spPr>
+                    <a:xfrm>
+                      <a:off x="0" y="0"/>
+                      <a:ext cx="6477635" cy="1974215"/>
+                    </a:xfrm>
+                    <a:prstGeom prst="rect">
+                      <a:avLst/>
+                    </a:prstGeom>
+                  </pic:spPr>
+                </pic:pic>
+              </a:graphicData>
+            </a:graphic>
+          </wp:inline>
+        </w:drawing>
+      </w:r>
     </w:p>
     <w:p>
       <w:pPr>
@@ -1546,6 +424,116 @@
       <w:r>
         <w:t xml:space="preserve"> </w:t>
       </w:r>
+    </w:p>
+    <w:p>
+      <w:pPr>
+        <w:pStyle w:val="Standard"/>
+        <w:ind w:left="460"/>
+      </w:pPr>
+      <w:r>
+        <w:t xml:space="preserve">To find the video history, I </w:t>
+      </w:r>
+      <w:r>
+        <w:t>looked</w:t>
+      </w:r>
+      <w:r>
+        <w:t xml:space="preserve"> in</w:t>
+      </w:r>
+      <w:r>
+        <w:t>side</w:t>
+      </w:r>
+      <w:r>
+        <w:t xml:space="preserve"> the chrome data and found a </w:t>
+      </w:r>
+      <w:r>
+        <w:t>log</w:t>
+      </w:r>
+      <w:r>
+        <w:t xml:space="preserve"> file </w:t>
+      </w:r>
+      <w:r>
+        <w:t>in</w:t>
+      </w:r>
+      <w:r>
+        <w:t xml:space="preserve"> </w:t>
+      </w:r>
+      <w:r>
+        <w:t xml:space="preserve">the </w:t>
+      </w:r>
+      <w:r>
+        <w:t xml:space="preserve">NTPSnippets. </w:t>
+      </w:r>
+      <w:r>
+        <w:t>This shows some amount of logs for youtube search history:</w:t>
+      </w:r>
+    </w:p>
+    <w:p>
+      <w:pPr>
+        <w:pStyle w:val="Standard"/>
+      </w:pPr>
+    </w:p>
+    <w:p>
+      <w:pPr>
+        <w:pStyle w:val="Standard"/>
+        <w:ind w:firstLine="460"/>
+      </w:pPr>
+      <w:r>
+        <w:lastRenderedPageBreak/>
+        <w:t>000003.log</w:t>
+      </w:r>
+    </w:p>
+    <w:p>
+      <w:pPr>
+        <w:pStyle w:val="Standard"/>
+        <w:ind w:firstLine="460"/>
+      </w:pPr>
+      <w:r>
+        <w:rPr>
+          <w:noProof/>
+        </w:rPr>
+        <w:drawing>
+          <wp:inline distT="0" distB="0" distL="0" distR="0" wp14:anchorId="7E81BE7F" wp14:editId="04BA8E04">
+            <wp:extent cx="6701729" cy="3418210"/>
+            <wp:effectExtent l="0" t="0" r="3871" b="0"/>
+            <wp:docPr id="1455732905" name="Image15" descr="A screenshot of a computer screen&#10;&#10;AI-generated content may be incorrect."/>
+            <wp:cNvGraphicFramePr/>
+            <a:graphic xmlns:a="http://schemas.openxmlformats.org/drawingml/2006/main">
+              <a:graphicData uri="http://schemas.openxmlformats.org/drawingml/2006/picture">
+                <pic:pic xmlns:pic="http://schemas.openxmlformats.org/drawingml/2006/picture">
+                  <pic:nvPicPr>
+                    <pic:cNvPr id="1455732905" name="Image15" descr="A screenshot of a computer screen&#10;&#10;AI-generated content may be incorrect."/>
+                    <pic:cNvPicPr/>
+                  </pic:nvPicPr>
+                  <pic:blipFill>
+                    <a:blip r:embed="rId10">
+                      <a:lum/>
+                      <a:alphaModFix/>
+                    </a:blip>
+                    <a:srcRect/>
+                    <a:stretch>
+                      <a:fillRect/>
+                    </a:stretch>
+                  </pic:blipFill>
+                  <pic:spPr>
+                    <a:xfrm>
+                      <a:off x="0" y="0"/>
+                      <a:ext cx="6701729" cy="3418210"/>
+                    </a:xfrm>
+                    <a:prstGeom prst="rect">
+                      <a:avLst/>
+                    </a:prstGeom>
+                  </pic:spPr>
+                </pic:pic>
+              </a:graphicData>
+            </a:graphic>
+          </wp:inline>
+        </w:drawing>
+      </w:r>
+    </w:p>
+    <w:p>
+      <w:pPr>
+        <w:ind w:left="460" w:right="421" w:firstLine="0"/>
+      </w:pPr>
     </w:p>
     <w:p>
       <w:pPr>
@@ -1554,11 +542,23 @@
           <w:numId w:val="4"/>
         </w:numPr>
         <w:ind w:right="421" w:hanging="360"/>
-      </w:pPr>
-      <w:r>
+        <w:rPr>
+          <w:b/>
+          <w:bCs/>
+        </w:rPr>
+      </w:pPr>
+      <w:r>
+        <w:rPr>
+          <w:b/>
+          <w:bCs/>
+        </w:rPr>
         <w:t xml:space="preserve">(2 points) Please find the chat history and emails. </w:t>
       </w:r>
       <w:r>
+        <w:rPr>
+          <w:b/>
+          <w:bCs/>
+        </w:rPr>
         <w:tab/>
         <w:t xml:space="preserve"> </w:t>
       </w:r>
@@ -1572,10 +572,202 @@
       <w:pPr>
         <w:ind w:left="460" w:right="421" w:firstLine="0"/>
       </w:pPr>
-    </w:p>
-    <w:p>
-      <w:pPr>
-        <w:ind w:left="460" w:right="421" w:firstLine="0"/>
+      <w:r>
+        <w:t>After looking inside the chrome folder</w:t>
+      </w:r>
+      <w:r>
+        <w:t xml:space="preserve">, I found a file named </w:t>
+      </w:r>
+      <w:hyperlink r:id="rId11" w:history="1">
+        <w:r>
+          <w:rPr>
+            <w:rStyle w:val="Hyperlink"/>
+          </w:rPr>
+          <w:t>mailstore.bettyhallym@gma</w:t>
+        </w:r>
+        <w:r>
+          <w:rPr>
+            <w:rStyle w:val="Hyperlink"/>
+          </w:rPr>
+          <w:t>i</w:t>
+        </w:r>
+        <w:r>
+          <w:rPr>
+            <w:rStyle w:val="Hyperlink"/>
+          </w:rPr>
+          <w:t>l.com.db</w:t>
+        </w:r>
+      </w:hyperlink>
+      <w:r>
+        <w:t>. After opening it, I found the below email conversations and messages:</w:t>
+      </w:r>
+    </w:p>
+    <w:p>
+      <w:pPr>
+        <w:ind w:left="460" w:right="421" w:firstLine="0"/>
+      </w:pPr>
+      <w:r>
+        <w:rPr>
+          <w:noProof/>
+        </w:rPr>
+        <w:drawing>
+          <wp:inline distT="0" distB="0" distL="0" distR="0" wp14:anchorId="5FC3AFD0" wp14:editId="12EBAB68">
+            <wp:extent cx="6477635" cy="894715"/>
+            <wp:effectExtent l="0" t="0" r="0" b="0"/>
+            <wp:docPr id="1509176045" name="Picture 1" descr="A screenshot of a computer&#10;&#10;AI-generated content may be incorrect."/>
+            <wp:cNvGraphicFramePr>
+              <a:graphicFrameLocks xmlns:a="http://schemas.openxmlformats.org/drawingml/2006/main" noChangeAspect="1"/>
+            </wp:cNvGraphicFramePr>
+            <a:graphic xmlns:a="http://schemas.openxmlformats.org/drawingml/2006/main">
+              <a:graphicData uri="http://schemas.openxmlformats.org/drawingml/2006/picture">
+                <pic:pic xmlns:pic="http://schemas.openxmlformats.org/drawingml/2006/picture">
+                  <pic:nvPicPr>
+                    <pic:cNvPr id="1509176045" name="Picture 1" descr="A screenshot of a computer&#10;&#10;AI-generated content may be incorrect."/>
+                    <pic:cNvPicPr/>
+                  </pic:nvPicPr>
+                  <pic:blipFill>
+                    <a:blip r:embed="rId12"/>
+                    <a:stretch>
+                      <a:fillRect/>
+                    </a:stretch>
+                  </pic:blipFill>
+                  <pic:spPr>
+                    <a:xfrm>
+                      <a:off x="0" y="0"/>
+                      <a:ext cx="6477635" cy="894715"/>
+                    </a:xfrm>
+                    <a:prstGeom prst="rect">
+                      <a:avLst/>
+                    </a:prstGeom>
+                  </pic:spPr>
+                </pic:pic>
+              </a:graphicData>
+            </a:graphic>
+          </wp:inline>
+        </w:drawing>
+      </w:r>
+    </w:p>
+    <w:p>
+      <w:pPr>
+        <w:ind w:left="460" w:right="421" w:firstLine="0"/>
+      </w:pPr>
+      <w:r>
+        <w:rPr>
+          <w:noProof/>
+        </w:rPr>
+        <w:drawing>
+          <wp:inline distT="0" distB="0" distL="0" distR="0" wp14:anchorId="5D6B44A4" wp14:editId="068B8B5C">
+            <wp:extent cx="6477635" cy="814070"/>
+            <wp:effectExtent l="0" t="0" r="0" b="0"/>
+            <wp:docPr id="1974119295" name="Picture 1" descr="A screenshot of a computer&#10;&#10;AI-generated content may be incorrect."/>
+            <wp:cNvGraphicFramePr>
+              <a:graphicFrameLocks xmlns:a="http://schemas.openxmlformats.org/drawingml/2006/main" noChangeAspect="1"/>
+            </wp:cNvGraphicFramePr>
+            <a:graphic xmlns:a="http://schemas.openxmlformats.org/drawingml/2006/main">
+              <a:graphicData uri="http://schemas.openxmlformats.org/drawingml/2006/picture">
+                <pic:pic xmlns:pic="http://schemas.openxmlformats.org/drawingml/2006/picture">
+                  <pic:nvPicPr>
+                    <pic:cNvPr id="1974119295" name="Picture 1" descr="A screenshot of a computer&#10;&#10;AI-generated content may be incorrect."/>
+                    <pic:cNvPicPr/>
+                  </pic:nvPicPr>
+                  <pic:blipFill>
+                    <a:blip r:embed="rId13"/>
+                    <a:stretch>
+                      <a:fillRect/>
+                    </a:stretch>
+                  </pic:blipFill>
+                  <pic:spPr>
+                    <a:xfrm>
+                      <a:off x="0" y="0"/>
+                      <a:ext cx="6477635" cy="814070"/>
+                    </a:xfrm>
+                    <a:prstGeom prst="rect">
+                      <a:avLst/>
+                    </a:prstGeom>
+                  </pic:spPr>
+                </pic:pic>
+              </a:graphicData>
+            </a:graphic>
+          </wp:inline>
+        </w:drawing>
+      </w:r>
+    </w:p>
+    <w:p>
+      <w:pPr>
+        <w:ind w:left="460" w:right="421" w:firstLine="0"/>
+      </w:pPr>
+      <w:r>
+        <w:t>I know that the app used for chats was google hangouts but was unable to find any files relating to it.</w:t>
+      </w:r>
+    </w:p>
+    <w:p>
+      <w:pPr>
+        <w:ind w:left="460" w:right="421" w:firstLine="0"/>
+      </w:pPr>
+    </w:p>
+    <w:p>
+      <w:pPr>
+        <w:ind w:left="460" w:right="421" w:firstLine="0"/>
+      </w:pPr>
+    </w:p>
+    <w:p>
+      <w:pPr>
+        <w:ind w:left="460" w:right="421" w:firstLine="0"/>
+      </w:pPr>
+    </w:p>
+    <w:p>
+      <w:pPr>
+        <w:ind w:left="460" w:right="421" w:firstLine="0"/>
+      </w:pPr>
+    </w:p>
+    <w:p>
+      <w:pPr>
+        <w:ind w:left="460" w:right="421" w:firstLine="0"/>
+      </w:pPr>
+    </w:p>
+    <w:p>
+      <w:pPr>
+        <w:ind w:left="460" w:right="421" w:firstLine="0"/>
+      </w:pPr>
+    </w:p>
+    <w:p>
+      <w:pPr>
+        <w:ind w:left="460" w:right="421" w:firstLine="0"/>
+      </w:pPr>
+    </w:p>
+    <w:p>
+      <w:pPr>
+        <w:ind w:left="460" w:right="421" w:firstLine="0"/>
+      </w:pPr>
+    </w:p>
+    <w:p>
+      <w:pPr>
+        <w:ind w:left="460" w:right="421" w:firstLine="0"/>
+      </w:pPr>
+    </w:p>
+    <w:p>
+      <w:pPr>
+        <w:ind w:left="460" w:right="421" w:firstLine="0"/>
+      </w:pPr>
+    </w:p>
+    <w:p>
+      <w:pPr>
+        <w:ind w:left="460" w:right="421" w:firstLine="0"/>
+      </w:pPr>
+    </w:p>
+    <w:p>
+      <w:pPr>
+        <w:ind w:left="460" w:right="421" w:firstLine="0"/>
+      </w:pPr>
+    </w:p>
+    <w:p>
+      <w:pPr>
+        <w:ind w:left="460" w:right="421" w:firstLine="0"/>
+      </w:pPr>
+    </w:p>
+    <w:p>
+      <w:pPr>
+        <w:ind w:left="0" w:right="421" w:firstLine="0"/>
       </w:pPr>
     </w:p>
     <w:p>
@@ -1585,8 +777,17 @@
           <w:numId w:val="4"/>
         </w:numPr>
         <w:ind w:right="421" w:hanging="360"/>
-      </w:pPr>
-      <w:r>
+        <w:rPr>
+          <w:b/>
+          <w:bCs/>
+        </w:rPr>
+      </w:pPr>
+      <w:r>
+        <w:rPr>
+          <w:b/>
+          <w:bCs/>
+        </w:rPr>
+        <w:lastRenderedPageBreak/>
         <w:t xml:space="preserve">(1 point) Please find the history of usage between smartphone and wearable device. </w:t>
       </w:r>
     </w:p>
@@ -1599,10 +800,133 @@
       <w:pPr>
         <w:ind w:left="460" w:right="421" w:firstLine="0"/>
       </w:pPr>
-    </w:p>
-    <w:p>
-      <w:pPr>
-        <w:ind w:left="460" w:right="421" w:firstLine="0"/>
+      <w:r>
+        <w:t>After filtering for Xiaomi apps by using the keyword “mi”, I was able to come across a few different db files, I looked through mistat.db and found the below:</w:t>
+      </w:r>
+    </w:p>
+    <w:p>
+      <w:pPr>
+        <w:ind w:left="460" w:right="421" w:firstLine="0"/>
+      </w:pPr>
+      <w:r>
+        <w:rPr>
+          <w:noProof/>
+        </w:rPr>
+        <w:drawing>
+          <wp:inline distT="0" distB="0" distL="0" distR="0" wp14:anchorId="63335339" wp14:editId="1117E398">
+            <wp:extent cx="6477635" cy="1800225"/>
+            <wp:effectExtent l="0" t="0" r="0" b="3175"/>
+            <wp:docPr id="372904005" name="Picture 1" descr="A screenshot of a computer&#10;&#10;AI-generated content may be incorrect."/>
+            <wp:cNvGraphicFramePr>
+              <a:graphicFrameLocks xmlns:a="http://schemas.openxmlformats.org/drawingml/2006/main" noChangeAspect="1"/>
+            </wp:cNvGraphicFramePr>
+            <a:graphic xmlns:a="http://schemas.openxmlformats.org/drawingml/2006/main">
+              <a:graphicData uri="http://schemas.openxmlformats.org/drawingml/2006/picture">
+                <pic:pic xmlns:pic="http://schemas.openxmlformats.org/drawingml/2006/picture">
+                  <pic:nvPicPr>
+                    <pic:cNvPr id="372904005" name="Picture 1" descr="A screenshot of a computer&#10;&#10;AI-generated content may be incorrect."/>
+                    <pic:cNvPicPr/>
+                  </pic:nvPicPr>
+                  <pic:blipFill>
+                    <a:blip r:embed="rId14"/>
+                    <a:stretch>
+                      <a:fillRect/>
+                    </a:stretch>
+                  </pic:blipFill>
+                  <pic:spPr>
+                    <a:xfrm>
+                      <a:off x="0" y="0"/>
+                      <a:ext cx="6477635" cy="1800225"/>
+                    </a:xfrm>
+                    <a:prstGeom prst="rect">
+                      <a:avLst/>
+                    </a:prstGeom>
+                  </pic:spPr>
+                </pic:pic>
+              </a:graphicData>
+            </a:graphic>
+          </wp:inline>
+        </w:drawing>
+      </w:r>
+    </w:p>
+    <w:p>
+      <w:pPr>
+        <w:ind w:left="460" w:right="421" w:firstLine="0"/>
+      </w:pPr>
+      <w:r>
+        <w:t>The above shows the events between betty’s smartphone and the wearable device since the file was found on betty’s phone.</w:t>
+      </w:r>
+    </w:p>
+    <w:p>
+      <w:pPr>
+        <w:ind w:left="460" w:right="421" w:firstLine="0"/>
+      </w:pPr>
+    </w:p>
+    <w:p>
+      <w:pPr>
+        <w:pStyle w:val="Standard"/>
+        <w:ind w:left="460"/>
+      </w:pPr>
+      <w:r>
+        <w:t>I went into device details for the wearable logs and found the following:</w:t>
+      </w:r>
+    </w:p>
+    <w:p>
+      <w:pPr>
+        <w:pStyle w:val="Standard"/>
+      </w:pPr>
+    </w:p>
+    <w:p>
+      <w:pPr>
+        <w:pStyle w:val="Standard"/>
+        <w:ind w:firstLine="460"/>
+      </w:pPr>
+      <w:r>
+        <w:rPr>
+          <w:noProof/>
+        </w:rPr>
+        <w:drawing>
+          <wp:inline distT="0" distB="0" distL="0" distR="0" wp14:anchorId="2C887981" wp14:editId="49190BB6">
+            <wp:extent cx="6119987" cy="2571841"/>
+            <wp:effectExtent l="0" t="0" r="1413" b="6259"/>
+            <wp:docPr id="668476957" name="Image9" descr="A screenshot of a computer program&#10;&#10;AI-generated content may be incorrect."/>
+            <wp:cNvGraphicFramePr/>
+            <a:graphic xmlns:a="http://schemas.openxmlformats.org/drawingml/2006/main">
+              <a:graphicData uri="http://schemas.openxmlformats.org/drawingml/2006/picture">
+                <pic:pic xmlns:pic="http://schemas.openxmlformats.org/drawingml/2006/picture">
+                  <pic:nvPicPr>
+                    <pic:cNvPr id="668476957" name="Image9" descr="A screenshot of a computer program&#10;&#10;AI-generated content may be incorrect."/>
+                    <pic:cNvPicPr/>
+                  </pic:nvPicPr>
+                  <pic:blipFill>
+                    <a:blip r:embed="rId15">
+                      <a:lum/>
+                      <a:alphaModFix/>
+                    </a:blip>
+                    <a:srcRect/>
+                    <a:stretch>
+                      <a:fillRect/>
+                    </a:stretch>
+                  </pic:blipFill>
+                  <pic:spPr>
+                    <a:xfrm>
+                      <a:off x="0" y="0"/>
+                      <a:ext cx="6119987" cy="2571841"/>
+                    </a:xfrm>
+                    <a:prstGeom prst="rect">
+                      <a:avLst/>
+                    </a:prstGeom>
+                  </pic:spPr>
+                </pic:pic>
+              </a:graphicData>
+            </a:graphic>
+          </wp:inline>
+        </w:drawing>
+      </w:r>
+    </w:p>
+    <w:p>
+      <w:pPr>
+        <w:ind w:left="0" w:right="421" w:firstLine="0"/>
       </w:pPr>
     </w:p>
     <w:p>
@@ -1612,8 +936,16 @@
           <w:numId w:val="4"/>
         </w:numPr>
         <w:ind w:right="421" w:hanging="360"/>
-      </w:pPr>
-      <w:r>
+        <w:rPr>
+          <w:b/>
+          <w:bCs/>
+        </w:rPr>
+      </w:pPr>
+      <w:r>
+        <w:rPr>
+          <w:b/>
+          <w:bCs/>
+        </w:rPr>
         <w:t xml:space="preserve">(1 point) Please find the timestamp when Amazon Echo is called by voice command “Wake up”. </w:t>
       </w:r>
     </w:p>
@@ -1635,6 +967,9 @@
         <w:ind w:left="460" w:right="421" w:firstLine="0"/>
       </w:pPr>
       <w:r>
+        <w:rPr>
+          <w:noProof/>
+        </w:rPr>
         <w:lastRenderedPageBreak/>
         <w:drawing>
           <wp:inline distT="0" distB="0" distL="0" distR="0" wp14:anchorId="2BDC5786" wp14:editId="1999F233">
@@ -1652,7 +987,7 @@
                     <pic:cNvPicPr/>
                   </pic:nvPicPr>
                   <pic:blipFill rotWithShape="1">
-                    <a:blip r:embed="rId9"/>
+                    <a:blip r:embed="rId16"/>
                     <a:srcRect l="20339" t="15372" r="7300" b="5806"/>
                     <a:stretch>
                       <a:fillRect/>
@@ -1707,8 +1042,16 @@
           <w:numId w:val="4"/>
         </w:numPr>
         <w:ind w:right="421" w:hanging="360"/>
-      </w:pPr>
-      <w:r>
+        <w:rPr>
+          <w:b/>
+          <w:bCs/>
+        </w:rPr>
+      </w:pPr>
+      <w:r>
+        <w:rPr>
+          <w:b/>
+          <w:bCs/>
+        </w:rPr>
         <w:t xml:space="preserve">(1 point) Please find the IP address from Google OnHub diagnostic-report. </w:t>
       </w:r>
     </w:p>
@@ -1722,10 +1065,13 @@
         <w:ind w:left="460" w:right="421" w:firstLine="0"/>
       </w:pPr>
       <w:r>
+        <w:rPr>
+          <w:noProof/>
+        </w:rPr>
         <w:drawing>
-          <wp:inline distT="0" distB="0" distL="0" distR="0" wp14:anchorId="6D56B77D" wp14:editId="17313430">
-            <wp:extent cx="6477635" cy="2958465"/>
-            <wp:effectExtent l="0" t="0" r="0" b="635"/>
+          <wp:inline distT="0" distB="0" distL="0" distR="0" wp14:anchorId="6D56B77D" wp14:editId="6AEC41C8">
+            <wp:extent cx="5870064" cy="2680975"/>
+            <wp:effectExtent l="0" t="0" r="0" b="0"/>
             <wp:docPr id="1611603154" name="Picture 1" descr="A screen shot of a computer screen&#10;&#10;AI-generated content may be incorrect."/>
             <wp:cNvGraphicFramePr>
               <a:graphicFrameLocks xmlns:a="http://schemas.openxmlformats.org/drawingml/2006/main" noChangeAspect="1"/>
@@ -1738,7 +1084,7 @@
                     <pic:cNvPicPr/>
                   </pic:nvPicPr>
                   <pic:blipFill>
-                    <a:blip r:embed="rId10"/>
+                    <a:blip r:embed="rId17"/>
                     <a:stretch>
                       <a:fillRect/>
                     </a:stretch>
@@ -1746,7 +1092,7 @@
                   <pic:spPr>
                     <a:xfrm>
                       <a:off x="0" y="0"/>
-                      <a:ext cx="6477635" cy="2958465"/>
+                      <a:ext cx="6164119" cy="2815276"/>
                     </a:xfrm>
                     <a:prstGeom prst="rect">
                       <a:avLst/>
@@ -1763,135 +1109,520 @@
       <w:pPr>
         <w:ind w:left="460" w:right="421" w:firstLine="0"/>
       </w:pPr>
+    </w:p>
+    <w:p>
+      <w:pPr>
+        <w:ind w:left="460" w:right="421" w:firstLine="0"/>
+      </w:pPr>
+    </w:p>
+    <w:p>
+      <w:pPr>
+        <w:ind w:left="460" w:right="421" w:firstLine="0"/>
+      </w:pPr>
       <w:r>
         <w:t>After cleaning up the above onhubdump report, I got the following details:</w:t>
       </w:r>
     </w:p>
-    <w:p>
-      <w:pPr>
-        <w:ind w:left="460" w:right="421" w:firstLine="0"/>
-      </w:pPr>
-    </w:p>
-    <w:p>
-      <w:pPr>
-        <w:ind w:left="460" w:right="421" w:firstLine="0"/>
-      </w:pPr>
-      <w:r>
-        <w:t>Clean Interface IP</w:t>
-      </w:r>
-      <w:r>
-        <w:t xml:space="preserve"> Addresses</w:t>
-      </w:r>
-    </w:p>
-    <w:p>
-      <w:pPr>
-        <w:ind w:left="460" w:right="421" w:firstLine="0"/>
-      </w:pPr>
-      <w:r>
-        <w:t>127.0.0.1</w:t>
-      </w:r>
-    </w:p>
-    <w:p>
-      <w:pPr>
-        <w:ind w:left="460" w:right="421" w:firstLine="0"/>
-      </w:pPr>
-      <w:r>
-        <w:t>192.168.86.1</w:t>
-      </w:r>
-    </w:p>
-    <w:p>
-      <w:pPr>
-        <w:ind w:left="460" w:right="421" w:firstLine="0"/>
-      </w:pPr>
-      <w:r>
-        <w:t>192.168.87.1</w:t>
-      </w:r>
-    </w:p>
-    <w:p>
-      <w:pPr>
-        <w:ind w:left="460" w:right="421" w:firstLine="0"/>
-      </w:pPr>
-      <w:r>
-        <w:t>192.168.165.9</w:t>
-      </w:r>
-    </w:p>
-    <w:p>
-      <w:pPr>
-        <w:ind w:left="460" w:right="421" w:firstLine="0"/>
-      </w:pPr>
-    </w:p>
-    <w:p>
-      <w:pPr>
-        <w:ind w:left="460" w:right="421" w:firstLine="0"/>
-      </w:pPr>
-      <w:r>
-        <w:t>Clean Active Device IPs</w:t>
-      </w:r>
-    </w:p>
-    <w:p>
-      <w:pPr>
-        <w:ind w:left="460" w:right="421" w:firstLine="0"/>
-      </w:pPr>
-      <w:r>
-        <w:t>192.168.86.21</w:t>
-      </w:r>
-    </w:p>
-    <w:p>
-      <w:pPr>
-        <w:ind w:left="460" w:right="421" w:firstLine="0"/>
-      </w:pPr>
-      <w:r>
-        <w:t>192.168.86.22</w:t>
-      </w:r>
-    </w:p>
-    <w:p>
-      <w:pPr>
-        <w:ind w:left="460" w:right="421" w:firstLine="0"/>
-      </w:pPr>
-      <w:r>
-        <w:t>192.168.86.24</w:t>
-      </w:r>
-    </w:p>
-    <w:p>
-      <w:pPr>
-        <w:ind w:left="460" w:right="421" w:firstLine="0"/>
-      </w:pPr>
-      <w:r>
-        <w:t>192.168.86.25</w:t>
-      </w:r>
-    </w:p>
+    <w:tbl>
+      <w:tblPr>
+        <w:tblStyle w:val="TableGrid"/>
+        <w:tblW w:w="0" w:type="auto"/>
+        <w:jc w:val="center"/>
+        <w:tblLook w:val="04A0" w:firstRow="1" w:lastRow="0" w:firstColumn="1" w:lastColumn="0" w:noHBand="0" w:noVBand="1"/>
+      </w:tblPr>
+      <w:tblGrid>
+        <w:gridCol w:w="4878"/>
+        <w:gridCol w:w="4853"/>
+      </w:tblGrid>
+      <w:tr>
+        <w:trPr>
+          <w:jc w:val="center"/>
+        </w:trPr>
+        <w:tc>
+          <w:tcPr>
+            <w:tcW w:w="4878" w:type="dxa"/>
+            <w:vAlign w:val="center"/>
+          </w:tcPr>
+          <w:p>
+            <w:pPr>
+              <w:ind w:left="0" w:right="421" w:firstLine="0"/>
+              <w:jc w:val="center"/>
+              <w:rPr>
+                <w:b/>
+                <w:bCs/>
+              </w:rPr>
+            </w:pPr>
+            <w:r>
+              <w:rPr>
+                <w:b/>
+                <w:bCs/>
+              </w:rPr>
+              <w:t>Clean Interface IP Addresses</w:t>
+            </w:r>
+          </w:p>
+        </w:tc>
+        <w:tc>
+          <w:tcPr>
+            <w:tcW w:w="4853" w:type="dxa"/>
+            <w:vAlign w:val="center"/>
+          </w:tcPr>
+          <w:p>
+            <w:pPr>
+              <w:ind w:left="0" w:right="421" w:firstLine="0"/>
+              <w:jc w:val="center"/>
+              <w:rPr>
+                <w:b/>
+                <w:bCs/>
+              </w:rPr>
+            </w:pPr>
+            <w:r>
+              <w:rPr>
+                <w:b/>
+                <w:bCs/>
+              </w:rPr>
+              <w:t>Clean Active Device IPs</w:t>
+            </w:r>
+          </w:p>
+        </w:tc>
+      </w:tr>
+      <w:tr>
+        <w:trPr>
+          <w:jc w:val="center"/>
+        </w:trPr>
+        <w:tc>
+          <w:tcPr>
+            <w:tcW w:w="4878" w:type="dxa"/>
+            <w:vAlign w:val="center"/>
+          </w:tcPr>
+          <w:p>
+            <w:pPr>
+              <w:ind w:left="0" w:right="421" w:firstLine="0"/>
+              <w:jc w:val="center"/>
+            </w:pPr>
+            <w:r>
+              <w:t>127.0.0.1</w:t>
+            </w:r>
+          </w:p>
+        </w:tc>
+        <w:tc>
+          <w:tcPr>
+            <w:tcW w:w="4853" w:type="dxa"/>
+            <w:vAlign w:val="center"/>
+          </w:tcPr>
+          <w:p>
+            <w:pPr>
+              <w:ind w:left="0" w:right="421" w:firstLine="0"/>
+              <w:jc w:val="center"/>
+            </w:pPr>
+            <w:r>
+              <w:t>192.168.86.21</w:t>
+            </w:r>
+          </w:p>
+        </w:tc>
+      </w:tr>
+      <w:tr>
+        <w:trPr>
+          <w:jc w:val="center"/>
+        </w:trPr>
+        <w:tc>
+          <w:tcPr>
+            <w:tcW w:w="4878" w:type="dxa"/>
+            <w:vAlign w:val="center"/>
+          </w:tcPr>
+          <w:p>
+            <w:pPr>
+              <w:ind w:left="0" w:right="421" w:firstLine="0"/>
+              <w:jc w:val="center"/>
+            </w:pPr>
+            <w:r>
+              <w:t>192.168.86.1</w:t>
+            </w:r>
+          </w:p>
+        </w:tc>
+        <w:tc>
+          <w:tcPr>
+            <w:tcW w:w="4853" w:type="dxa"/>
+            <w:vAlign w:val="center"/>
+          </w:tcPr>
+          <w:p>
+            <w:pPr>
+              <w:ind w:left="0" w:right="421" w:firstLine="0"/>
+              <w:jc w:val="center"/>
+            </w:pPr>
+            <w:r>
+              <w:t>192.168.86.22</w:t>
+            </w:r>
+          </w:p>
+        </w:tc>
+      </w:tr>
+      <w:tr>
+        <w:trPr>
+          <w:jc w:val="center"/>
+        </w:trPr>
+        <w:tc>
+          <w:tcPr>
+            <w:tcW w:w="4878" w:type="dxa"/>
+            <w:vAlign w:val="center"/>
+          </w:tcPr>
+          <w:p>
+            <w:pPr>
+              <w:ind w:left="0" w:right="421" w:firstLine="0"/>
+              <w:jc w:val="center"/>
+            </w:pPr>
+            <w:r>
+              <w:t>192.168.87.1</w:t>
+            </w:r>
+          </w:p>
+        </w:tc>
+        <w:tc>
+          <w:tcPr>
+            <w:tcW w:w="4853" w:type="dxa"/>
+            <w:vAlign w:val="center"/>
+          </w:tcPr>
+          <w:p>
+            <w:pPr>
+              <w:ind w:left="0" w:right="421" w:firstLine="0"/>
+              <w:jc w:val="center"/>
+            </w:pPr>
+            <w:r>
+              <w:t>192.168.86.24</w:t>
+            </w:r>
+          </w:p>
+        </w:tc>
+      </w:tr>
+      <w:tr>
+        <w:trPr>
+          <w:jc w:val="center"/>
+        </w:trPr>
+        <w:tc>
+          <w:tcPr>
+            <w:tcW w:w="4878" w:type="dxa"/>
+            <w:vAlign w:val="center"/>
+          </w:tcPr>
+          <w:p>
+            <w:pPr>
+              <w:ind w:left="0" w:right="421" w:firstLine="0"/>
+              <w:jc w:val="center"/>
+            </w:pPr>
+            <w:r>
+              <w:t>192.168.165.9</w:t>
+            </w:r>
+          </w:p>
+        </w:tc>
+        <w:tc>
+          <w:tcPr>
+            <w:tcW w:w="4853" w:type="dxa"/>
+            <w:vAlign w:val="center"/>
+          </w:tcPr>
+          <w:p>
+            <w:pPr>
+              <w:ind w:left="0" w:right="421" w:firstLine="0"/>
+              <w:jc w:val="center"/>
+            </w:pPr>
+            <w:r>
+              <w:t>192.168.86.25</w:t>
+            </w:r>
+          </w:p>
+        </w:tc>
+      </w:tr>
+      <w:tr>
+        <w:trPr>
+          <w:jc w:val="center"/>
+        </w:trPr>
+        <w:tc>
+          <w:tcPr>
+            <w:tcW w:w="4878" w:type="dxa"/>
+            <w:vAlign w:val="center"/>
+          </w:tcPr>
+          <w:p>
+            <w:pPr>
+              <w:ind w:left="0" w:right="421" w:firstLine="0"/>
+            </w:pPr>
+          </w:p>
+        </w:tc>
+        <w:tc>
+          <w:tcPr>
+            <w:tcW w:w="4853" w:type="dxa"/>
+            <w:vAlign w:val="center"/>
+          </w:tcPr>
+          <w:p>
+            <w:pPr>
+              <w:ind w:left="0" w:right="421" w:firstLine="0"/>
+              <w:jc w:val="center"/>
+            </w:pPr>
+            <w:r>
+              <w:t>192.168.86.26</w:t>
+            </w:r>
+          </w:p>
+        </w:tc>
+      </w:tr>
+      <w:tr>
+        <w:trPr>
+          <w:jc w:val="center"/>
+        </w:trPr>
+        <w:tc>
+          <w:tcPr>
+            <w:tcW w:w="4878" w:type="dxa"/>
+            <w:vAlign w:val="center"/>
+          </w:tcPr>
+          <w:p>
+            <w:pPr>
+              <w:ind w:left="0" w:right="421" w:firstLine="0"/>
+            </w:pPr>
+          </w:p>
+        </w:tc>
+        <w:tc>
+          <w:tcPr>
+            <w:tcW w:w="4853" w:type="dxa"/>
+            <w:vAlign w:val="center"/>
+          </w:tcPr>
+          <w:p>
+            <w:pPr>
+              <w:ind w:left="0" w:right="421" w:firstLine="0"/>
+              <w:jc w:val="center"/>
+            </w:pPr>
+            <w:r>
+              <w:t>192.168.86.27</w:t>
+            </w:r>
+          </w:p>
+        </w:tc>
+      </w:tr>
+      <w:tr>
+        <w:trPr>
+          <w:jc w:val="center"/>
+        </w:trPr>
+        <w:tc>
+          <w:tcPr>
+            <w:tcW w:w="4878" w:type="dxa"/>
+            <w:vAlign w:val="center"/>
+          </w:tcPr>
+          <w:p>
+            <w:pPr>
+              <w:ind w:left="0" w:right="421" w:firstLine="0"/>
+            </w:pPr>
+          </w:p>
+        </w:tc>
+        <w:tc>
+          <w:tcPr>
+            <w:tcW w:w="4853" w:type="dxa"/>
+            <w:vAlign w:val="center"/>
+          </w:tcPr>
+          <w:p>
+            <w:pPr>
+              <w:ind w:left="0" w:right="421" w:firstLine="0"/>
+              <w:jc w:val="center"/>
+            </w:pPr>
+            <w:r>
+              <w:t>192.168.86.28</w:t>
+            </w:r>
+          </w:p>
+        </w:tc>
+      </w:tr>
+      <w:tr>
+        <w:trPr>
+          <w:jc w:val="center"/>
+        </w:trPr>
+        <w:tc>
+          <w:tcPr>
+            <w:tcW w:w="4878" w:type="dxa"/>
+            <w:vAlign w:val="center"/>
+          </w:tcPr>
+          <w:p>
+            <w:pPr>
+              <w:ind w:left="0" w:right="421" w:firstLine="0"/>
+            </w:pPr>
+          </w:p>
+        </w:tc>
+        <w:tc>
+          <w:tcPr>
+            <w:tcW w:w="4853" w:type="dxa"/>
+            <w:vAlign w:val="center"/>
+          </w:tcPr>
+          <w:p>
+            <w:pPr>
+              <w:ind w:left="0" w:right="421" w:firstLine="0"/>
+              <w:jc w:val="center"/>
+            </w:pPr>
+            <w:r>
+              <w:t>192.168.86.29</w:t>
+            </w:r>
+          </w:p>
+        </w:tc>
+      </w:tr>
+    </w:tbl>
     <w:p>
       <w:pPr>
         <w:ind w:left="460" w:right="421" w:firstLine="0"/>
       </w:pPr>
       <w:r>
         <w:lastRenderedPageBreak/>
-        <w:t>192.168.86.26</w:t>
-      </w:r>
-    </w:p>
-    <w:p>
-      <w:pPr>
-        <w:ind w:left="460" w:right="421" w:firstLine="0"/>
-      </w:pPr>
-      <w:r>
-        <w:t>192.168.86.27</w:t>
-      </w:r>
-    </w:p>
-    <w:p>
-      <w:pPr>
-        <w:ind w:left="460" w:right="421" w:firstLine="0"/>
-      </w:pPr>
-      <w:r>
-        <w:t>192.168.86.28</w:t>
-      </w:r>
-    </w:p>
-    <w:p>
-      <w:pPr>
-        <w:ind w:left="460" w:right="421" w:firstLine="0"/>
-      </w:pPr>
-      <w:r>
-        <w:t>192.168.86.29</w:t>
-      </w:r>
+        <w:t>Another screenshot with cleaned up IP Addresses:</w:t>
+      </w:r>
+      <w:r>
+        <w:br/>
+      </w:r>
+      <w:r>
+        <w:drawing>
+          <wp:inline distT="0" distB="0" distL="0" distR="0" wp14:anchorId="4D00BA11" wp14:editId="2F043A7B">
+            <wp:extent cx="5183069" cy="4467672"/>
+            <wp:effectExtent l="0" t="0" r="0" b="3175"/>
+            <wp:docPr id="320654145" name="Picture 1" descr="A screenshot of a computer code&#10;&#10;AI-generated content may be incorrect."/>
+            <wp:cNvGraphicFramePr>
+              <a:graphicFrameLocks xmlns:a="http://schemas.openxmlformats.org/drawingml/2006/main" noChangeAspect="1"/>
+            </wp:cNvGraphicFramePr>
+            <a:graphic xmlns:a="http://schemas.openxmlformats.org/drawingml/2006/main">
+              <a:graphicData uri="http://schemas.openxmlformats.org/drawingml/2006/picture">
+                <pic:pic xmlns:pic="http://schemas.openxmlformats.org/drawingml/2006/picture">
+                  <pic:nvPicPr>
+                    <pic:cNvPr id="320654145" name="Picture 1" descr="A screenshot of a computer code&#10;&#10;AI-generated content may be incorrect."/>
+                    <pic:cNvPicPr/>
+                  </pic:nvPicPr>
+                  <pic:blipFill>
+                    <a:blip r:embed="rId18"/>
+                    <a:stretch>
+                      <a:fillRect/>
+                    </a:stretch>
+                  </pic:blipFill>
+                  <pic:spPr>
+                    <a:xfrm>
+                      <a:off x="0" y="0"/>
+                      <a:ext cx="5201619" cy="4483662"/>
+                    </a:xfrm>
+                    <a:prstGeom prst="rect">
+                      <a:avLst/>
+                    </a:prstGeom>
+                  </pic:spPr>
+                </pic:pic>
+              </a:graphicData>
+            </a:graphic>
+          </wp:inline>
+        </w:drawing>
+      </w:r>
+    </w:p>
+    <w:p>
+      <w:pPr>
+        <w:ind w:left="460" w:right="421" w:firstLine="0"/>
+      </w:pPr>
+    </w:p>
+    <w:p>
+      <w:pPr>
+        <w:ind w:left="460" w:right="421" w:firstLine="0"/>
+      </w:pPr>
+    </w:p>
+    <w:p>
+      <w:pPr>
+        <w:ind w:left="460" w:right="421" w:firstLine="0"/>
+      </w:pPr>
+    </w:p>
+    <w:p>
+      <w:pPr>
+        <w:ind w:left="460" w:right="421" w:firstLine="0"/>
+      </w:pPr>
+    </w:p>
+    <w:p>
+      <w:pPr>
+        <w:ind w:left="460" w:right="421" w:firstLine="0"/>
+      </w:pPr>
+    </w:p>
+    <w:p>
+      <w:pPr>
+        <w:ind w:left="460" w:right="421" w:firstLine="0"/>
+      </w:pPr>
+    </w:p>
+    <w:p>
+      <w:pPr>
+        <w:ind w:left="460" w:right="421" w:firstLine="0"/>
+      </w:pPr>
+    </w:p>
+    <w:p>
+      <w:pPr>
+        <w:ind w:left="460" w:right="421" w:firstLine="0"/>
+      </w:pPr>
+    </w:p>
+    <w:p>
+      <w:pPr>
+        <w:ind w:left="460" w:right="421" w:firstLine="0"/>
+      </w:pPr>
+    </w:p>
+    <w:p>
+      <w:pPr>
+        <w:ind w:left="460" w:right="421" w:firstLine="0"/>
+      </w:pPr>
+    </w:p>
+    <w:p>
+      <w:pPr>
+        <w:ind w:left="460" w:right="421" w:firstLine="0"/>
+      </w:pPr>
+    </w:p>
+    <w:p>
+      <w:pPr>
+        <w:ind w:left="460" w:right="421" w:firstLine="0"/>
+      </w:pPr>
+    </w:p>
+    <w:p>
+      <w:pPr>
+        <w:ind w:left="460" w:right="421" w:firstLine="0"/>
+      </w:pPr>
+    </w:p>
+    <w:p>
+      <w:pPr>
+        <w:ind w:left="460" w:right="421" w:firstLine="0"/>
+      </w:pPr>
+    </w:p>
+    <w:p>
+      <w:pPr>
+        <w:ind w:left="460" w:right="421" w:firstLine="0"/>
+      </w:pPr>
+    </w:p>
+    <w:p>
+      <w:pPr>
+        <w:ind w:left="460" w:right="421" w:firstLine="0"/>
+      </w:pPr>
+    </w:p>
+    <w:p>
+      <w:pPr>
+        <w:ind w:left="460" w:right="421" w:firstLine="0"/>
+      </w:pPr>
+    </w:p>
+    <w:p>
+      <w:pPr>
+        <w:ind w:left="460" w:right="421" w:firstLine="0"/>
+      </w:pPr>
+    </w:p>
+    <w:p>
+      <w:pPr>
+        <w:ind w:left="460" w:right="421" w:firstLine="0"/>
+      </w:pPr>
+    </w:p>
+    <w:p>
+      <w:pPr>
+        <w:ind w:left="460" w:right="421" w:firstLine="0"/>
+      </w:pPr>
+    </w:p>
+    <w:p>
+      <w:pPr>
+        <w:ind w:left="460" w:right="421" w:firstLine="0"/>
+      </w:pPr>
+    </w:p>
+    <w:p>
+      <w:pPr>
+        <w:ind w:left="460" w:right="421" w:firstLine="0"/>
+      </w:pPr>
+    </w:p>
+    <w:p>
+      <w:pPr>
+        <w:ind w:left="460" w:right="421" w:firstLine="0"/>
+      </w:pPr>
+    </w:p>
+    <w:p>
+      <w:pPr>
+        <w:ind w:left="460" w:right="421" w:firstLine="0"/>
+      </w:pPr>
+    </w:p>
+    <w:p>
+      <w:pPr>
+        <w:ind w:left="460" w:right="421" w:firstLine="0"/>
+      </w:pPr>
     </w:p>
     <w:p>
       <w:pPr>
@@ -1905,17 +1636,32 @@
           <w:numId w:val="4"/>
         </w:numPr>
         <w:ind w:right="421" w:hanging="360"/>
-      </w:pPr>
-      <w:r>
+        <w:rPr>
+          <w:b/>
+          <w:bCs/>
+        </w:rPr>
+      </w:pPr>
+      <w:r>
+        <w:rPr>
+          <w:b/>
+          <w:bCs/>
+        </w:rPr>
+        <w:lastRenderedPageBreak/>
         <w:t xml:space="preserve">(1 point) Please build up Betty’s activity from these devices. </w:t>
       </w:r>
       <w:r>
         <w:rPr>
+          <w:b/>
+          <w:bCs/>
           <w:sz w:val="22"/>
         </w:rPr>
         <w:t xml:space="preserve"> </w:t>
       </w:r>
       <w:r>
+        <w:rPr>
+          <w:b/>
+          <w:bCs/>
+        </w:rPr>
         <w:t xml:space="preserve"> </w:t>
       </w:r>
     </w:p>
@@ -1929,6 +1675,20 @@
         <w:ind w:left="460" w:right="421" w:firstLine="0"/>
       </w:pPr>
       <w:r>
+        <w:t xml:space="preserve">In the </w:t>
+      </w:r>
+      <w:r>
+        <w:t>Amazon-Echo-Alexa-Web-Scrape, I was able to find the following as traces of Betty’s Activity:</w:t>
+      </w:r>
+    </w:p>
+    <w:p>
+      <w:pPr>
+        <w:ind w:left="460" w:right="421" w:firstLine="0"/>
+      </w:pPr>
+      <w:r>
+        <w:rPr>
+          <w:noProof/>
+        </w:rPr>
         <w:drawing>
           <wp:inline distT="0" distB="0" distL="0" distR="0" wp14:anchorId="0179E935" wp14:editId="3C3BBF35">
             <wp:extent cx="3309742" cy="3430535"/>
@@ -1945,7 +1705,7 @@
                     <pic:cNvPicPr/>
                   </pic:nvPicPr>
                   <pic:blipFill>
-                    <a:blip r:embed="rId11"/>
+                    <a:blip r:embed="rId19"/>
                     <a:stretch>
                       <a:fillRect/>
                     </a:stretch>
@@ -1970,237 +1730,27 @@
       <w:pPr>
         <w:ind w:left="460" w:right="421" w:firstLine="0"/>
       </w:pPr>
-    </w:p>
-    <w:p>
-      <w:pPr>
-        <w:numPr>
-          <w:ilvl w:val="0"/>
-          <w:numId w:val="4"/>
-        </w:numPr>
-        <w:ind w:right="421" w:hanging="360"/>
-      </w:pPr>
-      <w:r>
-        <w:t xml:space="preserve">(2 points) Simon claimed he arrived home at around 3 pm on 7th July 2017 and used a Bluetooth headset to watch TV, after which he found her on the ground when he entered the living room. Please verify his statement. Did he lie or not? </w:t>
-      </w:r>
-    </w:p>
-    <w:p>
-      <w:pPr>
-        <w:ind w:right="421"/>
-      </w:pPr>
-    </w:p>
-    <w:p>
-      <w:pPr>
-        <w:ind w:left="470" w:right="421"/>
-      </w:pPr>
-    </w:p>
-    <w:p>
-      <w:pPr>
-        <w:spacing w:after="0" w:line="259" w:lineRule="auto"/>
-        <w:ind w:left="0" w:right="0" w:firstLine="0"/>
-      </w:pPr>
-      <w:r>
-        <w:rPr>
-          <w:sz w:val="22"/>
-        </w:rPr>
-        <w:t xml:space="preserve"> </w:t>
-      </w:r>
-    </w:p>
-    <w:p>
-      <w:pPr>
-        <w:pStyle w:val="Heading1"/>
-        <w:ind w:right="423"/>
-      </w:pPr>
-      <w:r>
-        <w:t xml:space="preserve">Toolkits Recommended </w:t>
-      </w:r>
-    </w:p>
-    <w:p>
-      <w:pPr>
-        <w:ind w:left="10" w:right="421"/>
-      </w:pPr>
-      <w:r>
-        <w:rPr>
-          <w:b/>
-          <w:u w:val="single" w:color="000000"/>
-        </w:rPr>
-        <w:t>Encase(</w:t>
-      </w:r>
-      <w:r>
-        <w:t>002-BettyNote2Black</w:t>
-      </w:r>
-      <w:r>
-        <w:rPr>
-          <w:b/>
-          <w:u w:val="single" w:color="000000"/>
-        </w:rPr>
-        <w:t>)</w:t>
-      </w:r>
-      <w:r>
-        <w:t xml:space="preserve"> </w:t>
-      </w:r>
-    </w:p>
-    <w:p>
-      <w:pPr>
-        <w:ind w:left="10" w:right="421"/>
-      </w:pPr>
-      <w:r>
-        <w:rPr>
-          <w:b/>
-          <w:u w:val="single" w:color="000000"/>
-        </w:rPr>
-        <w:t>Onhubdump(</w:t>
-      </w:r>
-      <w:r>
-        <w:t>004-Onhub-diagnostic-report</w:t>
-      </w:r>
-      <w:r>
-        <w:rPr>
-          <w:b/>
-          <w:u w:val="single" w:color="000000"/>
-        </w:rPr>
-        <w:t xml:space="preserve">) </w:t>
-      </w:r>
-    </w:p>
-    <w:p>
-      <w:pPr>
-        <w:spacing w:after="4" w:line="252" w:lineRule="auto"/>
-        <w:ind w:left="-5" w:right="0"/>
-      </w:pPr>
-      <w:hyperlink r:id="rId12">
-        <w:r>
-          <w:rPr>
-            <w:color w:val="0000FF"/>
-            <w:u w:val="single" w:color="0000FF"/>
-          </w:rPr>
-          <w:t>https://github.com/benmanns/onhub/tree/master/cmd/onhubdump</w:t>
-        </w:r>
-      </w:hyperlink>
-      <w:hyperlink r:id="rId13">
-        <w:r>
-          <w:t xml:space="preserve"> </w:t>
-        </w:r>
-      </w:hyperlink>
-    </w:p>
-    <w:p>
-      <w:pPr>
-        <w:spacing w:after="55" w:line="259" w:lineRule="auto"/>
-        <w:ind w:left="0" w:right="0" w:firstLine="0"/>
-      </w:pPr>
-      <w:r>
-        <w:t xml:space="preserve"> </w:t>
-      </w:r>
-    </w:p>
-    <w:p>
-      <w:pPr>
-        <w:spacing w:after="0" w:line="259" w:lineRule="auto"/>
-        <w:ind w:left="0" w:right="0" w:firstLine="0"/>
-      </w:pPr>
-      <w:r>
-        <w:rPr>
-          <w:b/>
-          <w:color w:val="FF0000"/>
-          <w:sz w:val="32"/>
-          <w:u w:val="single" w:color="FF0000"/>
-        </w:rPr>
-        <w:t>To install Onhubdump, please following the instructions below:</w:t>
-      </w:r>
-      <w:r>
-        <w:rPr>
-          <w:b/>
-          <w:color w:val="FF0000"/>
-          <w:sz w:val="32"/>
-        </w:rPr>
-        <w:t xml:space="preserve"> </w:t>
-      </w:r>
-    </w:p>
-    <w:p>
-      <w:pPr>
-        <w:spacing w:after="0" w:line="259" w:lineRule="auto"/>
-        <w:ind w:left="0" w:right="0" w:firstLine="0"/>
-      </w:pPr>
-      <w:r>
-        <w:t xml:space="preserve"> </w:t>
-      </w:r>
-    </w:p>
-    <w:p>
-      <w:pPr>
-        <w:spacing w:after="4" w:line="252" w:lineRule="auto"/>
-        <w:ind w:left="370" w:right="3738"/>
-      </w:pPr>
-      <w:r>
-        <w:t>1.</w:t>
-      </w:r>
-      <w:r>
-        <w:rPr>
-          <w:rFonts w:ascii="Arial" w:eastAsia="Arial" w:hAnsi="Arial" w:cs="Arial"/>
-        </w:rPr>
-        <w:t xml:space="preserve"> </w:t>
-      </w:r>
-      <w:r>
-        <w:rPr>
-          <w:sz w:val="22"/>
-        </w:rPr>
-        <w:t xml:space="preserve">If go is not installed, install it from </w:t>
-      </w:r>
-      <w:hyperlink r:id="rId14">
-        <w:r>
-          <w:rPr>
-            <w:color w:val="0000FF"/>
-            <w:u w:val="single" w:color="0000FF"/>
-          </w:rPr>
-          <w:t>https://go.dev/doc/install</w:t>
-        </w:r>
-      </w:hyperlink>
-      <w:hyperlink r:id="rId15">
-        <w:r>
-          <w:t xml:space="preserve"> </w:t>
-        </w:r>
-      </w:hyperlink>
-      <w:r>
-        <w:t>2.</w:t>
-      </w:r>
-      <w:r>
-        <w:rPr>
-          <w:rFonts w:ascii="Arial" w:eastAsia="Arial" w:hAnsi="Arial" w:cs="Arial"/>
-        </w:rPr>
-        <w:t xml:space="preserve"> </w:t>
-      </w:r>
-      <w:r>
-        <w:rPr>
-          <w:color w:val="0000FF"/>
-          <w:u w:val="single" w:color="0000FF"/>
-        </w:rPr>
-        <w:t>Verify your go installation:</w:t>
-      </w:r>
-      <w:r>
-        <w:t xml:space="preserve"> </w:t>
-      </w:r>
-    </w:p>
-    <w:p>
-      <w:pPr>
-        <w:spacing w:after="0" w:line="259" w:lineRule="auto"/>
-        <w:ind w:left="0" w:right="4565" w:firstLine="0"/>
-        <w:jc w:val="center"/>
-      </w:pPr>
       <w:r>
         <w:rPr>
           <w:noProof/>
         </w:rPr>
         <w:drawing>
-          <wp:inline distT="0" distB="0" distL="0" distR="0" wp14:anchorId="4EF50AE8" wp14:editId="29B049F0">
-            <wp:extent cx="3086100" cy="419100"/>
-            <wp:effectExtent l="0" t="0" r="0" b="0"/>
-            <wp:docPr id="964" name="Picture 964"/>
-            <wp:cNvGraphicFramePr/>
+          <wp:inline distT="0" distB="0" distL="0" distR="0" wp14:anchorId="3F690255" wp14:editId="53BCE529">
+            <wp:extent cx="2301647" cy="2750343"/>
+            <wp:effectExtent l="0" t="0" r="0" b="5715"/>
+            <wp:docPr id="1110435913" name="Picture 1" descr="A screenshot of a phone&#10;&#10;AI-generated content may be incorrect."/>
+            <wp:cNvGraphicFramePr>
+              <a:graphicFrameLocks xmlns:a="http://schemas.openxmlformats.org/drawingml/2006/main" noChangeAspect="1"/>
+            </wp:cNvGraphicFramePr>
             <a:graphic xmlns:a="http://schemas.openxmlformats.org/drawingml/2006/main">
               <a:graphicData uri="http://schemas.openxmlformats.org/drawingml/2006/picture">
                 <pic:pic xmlns:pic="http://schemas.openxmlformats.org/drawingml/2006/picture">
                   <pic:nvPicPr>
-                    <pic:cNvPr id="964" name="Picture 964"/>
+                    <pic:cNvPr id="1110435913" name="Picture 1" descr="A screenshot of a phone&#10;&#10;AI-generated content may be incorrect."/>
                     <pic:cNvPicPr/>
                   </pic:nvPicPr>
                   <pic:blipFill>
-                    <a:blip r:embed="rId16"/>
+                    <a:blip r:embed="rId20"/>
                     <a:stretch>
                       <a:fillRect/>
                     </a:stretch>
@@ -2208,7 +1758,7 @@
                   <pic:spPr>
                     <a:xfrm>
                       <a:off x="0" y="0"/>
-                      <a:ext cx="3086100" cy="419100"/>
+                      <a:ext cx="2331519" cy="2786039"/>
                     </a:xfrm>
                     <a:prstGeom prst="rect">
                       <a:avLst/>
@@ -2220,56 +1770,68 @@
           </wp:inline>
         </w:drawing>
       </w:r>
-      <w:r>
-        <w:t xml:space="preserve"> </w:t>
-      </w:r>
-    </w:p>
-    <w:p>
-      <w:pPr>
-        <w:numPr>
-          <w:ilvl w:val="0"/>
-          <w:numId w:val="5"/>
-        </w:numPr>
-        <w:ind w:right="961" w:hanging="360"/>
-      </w:pPr>
-      <w:r>
-        <w:t xml:space="preserve">Open terminal, and type in command:  </w:t>
-      </w:r>
-    </w:p>
-    <w:p>
-      <w:pPr>
-        <w:ind w:left="730" w:right="421"/>
-      </w:pPr>
-      <w:r>
-        <w:t xml:space="preserve">go install github.com/benmanns/onhub/cmd/onhubdump@latest </w:t>
-      </w:r>
-    </w:p>
-    <w:p>
-      <w:pPr>
-        <w:spacing w:after="0" w:line="259" w:lineRule="auto"/>
-        <w:ind w:left="0" w:right="0" w:firstLine="0"/>
-        <w:jc w:val="right"/>
+    </w:p>
+    <w:p>
+      <w:pPr>
+        <w:ind w:left="460" w:right="421" w:firstLine="0"/>
+      </w:pPr>
+      <w:r>
+        <w:t xml:space="preserve">From the above we can trace that </w:t>
+      </w:r>
+      <w:r>
+        <w:t>she was home around 2:</w:t>
+      </w:r>
+      <w:r>
+        <w:t>31</w:t>
+      </w:r>
+      <w:r>
+        <w:t>PM</w:t>
+      </w:r>
+      <w:r>
+        <w:t xml:space="preserve"> (UTC+9)</w:t>
+      </w:r>
+      <w:r>
+        <w:t>.</w:t>
+      </w:r>
+    </w:p>
+    <w:p>
+      <w:pPr>
+        <w:ind w:left="460" w:right="421" w:firstLine="0"/>
+      </w:pPr>
+    </w:p>
+    <w:p>
+      <w:pPr>
+        <w:ind w:left="460" w:right="421" w:firstLine="0"/>
+      </w:pPr>
+      <w:r>
+        <w:t>After filtering for Xiaomi apps by using the keyword “mi”, I was able to come across a few different db files, I looked through mistat.db and found the below:</w:t>
+      </w:r>
+    </w:p>
+    <w:p>
+      <w:pPr>
+        <w:ind w:left="460" w:right="421" w:firstLine="0"/>
       </w:pPr>
       <w:r>
         <w:rPr>
           <w:noProof/>
         </w:rPr>
-        <w:lastRenderedPageBreak/>
         <w:drawing>
-          <wp:inline distT="0" distB="0" distL="0" distR="0" wp14:anchorId="6B1145FD" wp14:editId="10B6F7E5">
-            <wp:extent cx="6210300" cy="1054100"/>
-            <wp:effectExtent l="0" t="0" r="0" b="0"/>
-            <wp:docPr id="966" name="Picture 966" descr="A screen shot of a computer&#10;&#10;Description automatically generated"/>
-            <wp:cNvGraphicFramePr/>
+          <wp:inline distT="0" distB="0" distL="0" distR="0" wp14:anchorId="5A250086" wp14:editId="58920CCA">
+            <wp:extent cx="6477635" cy="1800225"/>
+            <wp:effectExtent l="0" t="0" r="0" b="3175"/>
+            <wp:docPr id="1301329164" name="Picture 1" descr="A screenshot of a computer&#10;&#10;AI-generated content may be incorrect."/>
+            <wp:cNvGraphicFramePr>
+              <a:graphicFrameLocks xmlns:a="http://schemas.openxmlformats.org/drawingml/2006/main" noChangeAspect="1"/>
+            </wp:cNvGraphicFramePr>
             <a:graphic xmlns:a="http://schemas.openxmlformats.org/drawingml/2006/main">
               <a:graphicData uri="http://schemas.openxmlformats.org/drawingml/2006/picture">
                 <pic:pic xmlns:pic="http://schemas.openxmlformats.org/drawingml/2006/picture">
                   <pic:nvPicPr>
-                    <pic:cNvPr id="966" name="Picture 966"/>
+                    <pic:cNvPr id="372904005" name="Picture 1" descr="A screenshot of a computer&#10;&#10;AI-generated content may be incorrect."/>
                     <pic:cNvPicPr/>
                   </pic:nvPicPr>
                   <pic:blipFill>
-                    <a:blip r:embed="rId17"/>
+                    <a:blip r:embed="rId14"/>
                     <a:stretch>
                       <a:fillRect/>
                     </a:stretch>
@@ -2277,7 +1839,7 @@
                   <pic:spPr>
                     <a:xfrm>
                       <a:off x="0" y="0"/>
-                      <a:ext cx="6210300" cy="1054100"/>
+                      <a:ext cx="6477635" cy="1800225"/>
                     </a:xfrm>
                     <a:prstGeom prst="rect">
                       <a:avLst/>
@@ -2289,111 +1851,467 @@
           </wp:inline>
         </w:drawing>
       </w:r>
+    </w:p>
+    <w:p>
+      <w:pPr>
+        <w:ind w:left="460" w:right="421" w:firstLine="0"/>
+      </w:pPr>
+      <w:r>
+        <w:lastRenderedPageBreak/>
+        <w:t>The above shows the events between betty’s smartphone and the wearable device since the file was found on betty’s phone.</w:t>
+      </w:r>
+    </w:p>
+    <w:p>
+      <w:pPr>
+        <w:ind w:right="421"/>
+      </w:pPr>
+    </w:p>
+    <w:p>
+      <w:pPr>
+        <w:ind w:left="460" w:right="421" w:firstLine="0"/>
+      </w:pPr>
+      <w:r>
+        <w:t>Based on the above evidence and also filtering the files by “last written”, I am able to tell that both Simon and Betty got home at 2 PM and then Betty was in the hall for the rest of the time interacting with Alexa.</w:t>
+      </w:r>
+    </w:p>
+    <w:p>
+      <w:pPr>
+        <w:ind w:left="460" w:right="421" w:firstLine="0"/>
+      </w:pPr>
+    </w:p>
+    <w:p>
+      <w:pPr>
+        <w:pStyle w:val="Standard"/>
+        <w:ind w:left="460"/>
+      </w:pPr>
+      <w:r>
+        <w:t xml:space="preserve">For </w:t>
+      </w:r>
+      <w:r>
+        <w:t>one of</w:t>
+      </w:r>
       <w:r>
         <w:t xml:space="preserve"> </w:t>
       </w:r>
+      <w:r>
+        <w:t>the</w:t>
+      </w:r>
+      <w:r>
+        <w:t xml:space="preserve"> timestamp</w:t>
+      </w:r>
+      <w:r>
+        <w:t>s</w:t>
+      </w:r>
+      <w:r>
+        <w:t>, after c</w:t>
+      </w:r>
+      <w:r>
+        <w:t xml:space="preserve">onverting to the unix epoch </w:t>
+      </w:r>
+      <w:r>
+        <w:t>we</w:t>
+      </w:r>
+      <w:r>
+        <w:t xml:space="preserve"> get:</w:t>
+      </w:r>
+    </w:p>
+    <w:p>
+      <w:pPr>
+        <w:pStyle w:val="Standard"/>
+        <w:ind w:firstLine="460"/>
+      </w:pPr>
+      <w:r>
+        <w:rPr>
+          <w:noProof/>
+        </w:rPr>
+        <w:drawing>
+          <wp:inline distT="0" distB="0" distL="0" distR="0" wp14:anchorId="0EC78EE2" wp14:editId="5E006E11">
+            <wp:extent cx="5156301" cy="1663202"/>
+            <wp:effectExtent l="0" t="0" r="0" b="498"/>
+            <wp:docPr id="1943001973" name="Image24" descr="A screenshot of a computer&#10;&#10;AI-generated content may be incorrect."/>
+            <wp:cNvGraphicFramePr/>
+            <a:graphic xmlns:a="http://schemas.openxmlformats.org/drawingml/2006/main">
+              <a:graphicData uri="http://schemas.openxmlformats.org/drawingml/2006/picture">
+                <pic:pic xmlns:pic="http://schemas.openxmlformats.org/drawingml/2006/picture">
+                  <pic:nvPicPr>
+                    <pic:cNvPr id="1943001973" name="Image24" descr="A screenshot of a computer&#10;&#10;AI-generated content may be incorrect."/>
+                    <pic:cNvPicPr/>
+                  </pic:nvPicPr>
+                  <pic:blipFill>
+                    <a:blip r:embed="rId21">
+                      <a:lum/>
+                      <a:alphaModFix/>
+                    </a:blip>
+                    <a:srcRect/>
+                    <a:stretch>
+                      <a:fillRect/>
+                    </a:stretch>
+                  </pic:blipFill>
+                  <pic:spPr>
+                    <a:xfrm>
+                      <a:off x="0" y="0"/>
+                      <a:ext cx="5156301" cy="1663202"/>
+                    </a:xfrm>
+                    <a:prstGeom prst="rect">
+                      <a:avLst/>
+                    </a:prstGeom>
+                  </pic:spPr>
+                </pic:pic>
+              </a:graphicData>
+            </a:graphic>
+          </wp:inline>
+        </w:drawing>
+      </w:r>
+    </w:p>
+    <w:p>
+      <w:pPr>
+        <w:pStyle w:val="Standard"/>
+        <w:ind w:left="460"/>
+      </w:pPr>
+      <w:r>
+        <w:t xml:space="preserve">(For </w:t>
+      </w:r>
+      <w:r>
+        <w:t>the timezone difference</w:t>
+      </w:r>
+      <w:r>
+        <w:t xml:space="preserve"> we add 9 hours to the GMT. The bottom is 15:07:29. 20 minutes before the crime is reported.</w:t>
+      </w:r>
+      <w:r>
+        <w:t>)</w:t>
+      </w:r>
+    </w:p>
+    <w:p>
+      <w:pPr>
+        <w:ind w:left="460" w:right="421" w:firstLine="0"/>
+      </w:pPr>
     </w:p>
     <w:p>
       <w:pPr>
         <w:numPr>
           <w:ilvl w:val="0"/>
-          <w:numId w:val="5"/>
+          <w:numId w:val="4"/>
         </w:numPr>
-        <w:ind w:right="961" w:hanging="360"/>
-      </w:pPr>
-      <w:r>
-        <w:t>Navigate to the directory where you downloaded and saved the diagnostic report 5.</w:t>
-      </w:r>
-      <w:r>
-        <w:rPr>
-          <w:rFonts w:ascii="Arial" w:eastAsia="Arial" w:hAnsi="Arial" w:cs="Arial"/>
-        </w:rPr>
+        <w:ind w:right="421" w:hanging="360"/>
+        <w:rPr>
+          <w:b/>
+          <w:bCs/>
+        </w:rPr>
+      </w:pPr>
+      <w:r>
+        <w:rPr>
+          <w:b/>
+          <w:bCs/>
+        </w:rPr>
+        <w:t xml:space="preserve">(2 points) Simon claimed he arrived home at around 3 pm on 7th July 2017 and used a Bluetooth headset to watch TV, after which he found her on the ground when he entered the living room. Please verify his statement. Did he lie or not? </w:t>
+      </w:r>
+    </w:p>
+    <w:p>
+      <w:pPr>
+        <w:ind w:right="421"/>
+      </w:pPr>
+    </w:p>
+    <w:p>
+      <w:pPr>
+        <w:ind w:left="470" w:right="421"/>
+      </w:pPr>
+      <w:r>
+        <w:t xml:space="preserve">After searching using the keyword “Youtube”, I was able to find </w:t>
+      </w:r>
+      <w:r>
+        <w:t xml:space="preserve">multiple folders on the Raspberry Pi. Within them, </w:t>
+      </w:r>
+      <w:r>
+        <w:t xml:space="preserve">I went into plugin.video.youtube and then into the folder kodion where </w:t>
+      </w:r>
+      <w:r>
+        <w:t>I found a file named “cache.sqlite”. Opening up this file I found the following details:</w:t>
+      </w:r>
+      <w:r>
+        <w:br/>
+      </w:r>
+      <w:r>
+        <w:drawing>
+          <wp:inline distT="0" distB="0" distL="0" distR="0" wp14:anchorId="36E243FB" wp14:editId="586CE1AC">
+            <wp:extent cx="3823296" cy="2821465"/>
+            <wp:effectExtent l="0" t="0" r="0" b="0"/>
+            <wp:docPr id="1825645663" name="Picture 1" descr="A screenshot of a computer&#10;&#10;AI-generated content may be incorrect."/>
+            <wp:cNvGraphicFramePr>
+              <a:graphicFrameLocks xmlns:a="http://schemas.openxmlformats.org/drawingml/2006/main" noChangeAspect="1"/>
+            </wp:cNvGraphicFramePr>
+            <a:graphic xmlns:a="http://schemas.openxmlformats.org/drawingml/2006/main">
+              <a:graphicData uri="http://schemas.openxmlformats.org/drawingml/2006/picture">
+                <pic:pic xmlns:pic="http://schemas.openxmlformats.org/drawingml/2006/picture">
+                  <pic:nvPicPr>
+                    <pic:cNvPr id="1825645663" name="Picture 1" descr="A screenshot of a computer&#10;&#10;AI-generated content may be incorrect."/>
+                    <pic:cNvPicPr/>
+                  </pic:nvPicPr>
+                  <pic:blipFill>
+                    <a:blip r:embed="rId22"/>
+                    <a:stretch>
+                      <a:fillRect/>
+                    </a:stretch>
+                  </pic:blipFill>
+                  <pic:spPr>
+                    <a:xfrm>
+                      <a:off x="0" y="0"/>
+                      <a:ext cx="3851472" cy="2842258"/>
+                    </a:xfrm>
+                    <a:prstGeom prst="rect">
+                      <a:avLst/>
+                    </a:prstGeom>
+                  </pic:spPr>
+                </pic:pic>
+              </a:graphicData>
+            </a:graphic>
+          </wp:inline>
+        </w:drawing>
+      </w:r>
+    </w:p>
+    <w:p>
+      <w:pPr>
+        <w:ind w:left="470" w:right="421"/>
+      </w:pPr>
+    </w:p>
+    <w:p>
+      <w:pPr>
+        <w:ind w:left="470" w:right="421"/>
+      </w:pPr>
+      <w:r>
+        <w:t>The above file shows the cache history for youtub</w:t>
+      </w:r>
+      <w:r>
+        <w:t>e.</w:t>
+      </w:r>
+      <w:r>
         <w:t xml:space="preserve"> </w:t>
       </w:r>
-      <w:r>
-        <w:t xml:space="preserve">Use command:  </w:t>
-      </w:r>
-    </w:p>
-    <w:p>
-      <w:pPr>
-        <w:tabs>
-          <w:tab w:val="center" w:pos="2729"/>
-          <w:tab w:val="center" w:pos="5042"/>
-        </w:tabs>
-        <w:ind w:left="0" w:right="0" w:firstLine="0"/>
-      </w:pPr>
-      <w:r>
-        <w:rPr>
-          <w:rFonts w:ascii="Calibri" w:eastAsia="Calibri" w:hAnsi="Calibri" w:cs="Calibri"/>
-          <w:sz w:val="22"/>
-        </w:rPr>
-        <w:tab/>
-      </w:r>
-      <w:r>
-        <w:t>onhubdump 004-Onhub-diagnostic-report</w:t>
-      </w:r>
-      <w:r>
-        <w:rPr>
-          <w:sz w:val="22"/>
-        </w:rPr>
+    </w:p>
+    <w:p>
+      <w:pPr>
+        <w:ind w:left="470" w:right="421"/>
+      </w:pPr>
+    </w:p>
+    <w:p>
+      <w:pPr>
+        <w:ind w:left="470" w:right="421"/>
+        <w:rPr>
+          <w:rStyle w:val="Strong"/>
+          <w:b w:val="0"/>
+          <w:bCs w:val="0"/>
+        </w:rPr>
+      </w:pPr>
+      <w:r>
+        <w:t xml:space="preserve">After searching for the date 2017-07-17, I found a lot of files, I was specifically looking for files at time </w:t>
+      </w:r>
+      <w:r>
+        <w:rPr>
+          <w:rStyle w:val="Strong"/>
+          <w:b w:val="0"/>
+          <w:bCs w:val="0"/>
+        </w:rPr>
+        <w:t>01:</w:t>
+      </w:r>
+      <w:r>
+        <w:rPr>
+          <w:rStyle w:val="Strong"/>
+          <w:b w:val="0"/>
+          <w:bCs w:val="0"/>
+        </w:rPr>
+        <w:t>00</w:t>
+      </w:r>
+      <w:r>
+        <w:rPr>
+          <w:rStyle w:val="Strong"/>
+          <w:b w:val="0"/>
+          <w:bCs w:val="0"/>
+        </w:rPr>
+        <w:t xml:space="preserve"> AM CDT on 2017-07-17</w:t>
+      </w:r>
+      <w:r>
+        <w:rPr>
+          <w:rStyle w:val="Strong"/>
+          <w:b w:val="0"/>
+          <w:bCs w:val="0"/>
+        </w:rPr>
+        <w:t xml:space="preserve"> to 02:00 AM CDT on 2017-07-17. This is because the ftk tool is showing me files in CDT and since the murder happened at </w:t>
+      </w:r>
+      <w:r>
+        <w:rPr>
+          <w:rStyle w:val="Strong"/>
+          <w:b w:val="0"/>
+          <w:bCs w:val="0"/>
+        </w:rPr>
+        <w:t>2017-07-17 15:31 (UTC+9)</w:t>
+      </w:r>
+      <w:r>
+        <w:rPr>
+          <w:rStyle w:val="Strong"/>
+          <w:b w:val="0"/>
+          <w:bCs w:val="0"/>
+        </w:rPr>
+        <w:t>, that would be around 01:00AM to 02:00AM CDT.</w:t>
+      </w:r>
+      <w:r>
+        <w:rPr>
+          <w:rStyle w:val="Strong"/>
+          <w:b w:val="0"/>
+          <w:bCs w:val="0"/>
+        </w:rPr>
+        <w:t xml:space="preserve"> Looking into the database folder with the time 01:20 AM CDT, I found the below file inside:</w:t>
+      </w:r>
+    </w:p>
+    <w:p>
+      <w:pPr>
+        <w:ind w:left="470" w:right="421"/>
+        <w:rPr>
+          <w:b/>
+          <w:bCs/>
+        </w:rPr>
+      </w:pPr>
+    </w:p>
+    <w:p>
+      <w:pPr>
+        <w:ind w:left="470" w:right="421"/>
+      </w:pPr>
+      <w:r>
+        <w:lastRenderedPageBreak/>
+        <w:drawing>
+          <wp:inline distT="0" distB="0" distL="0" distR="0" wp14:anchorId="0D632D54" wp14:editId="2C728BEB">
+            <wp:extent cx="6477635" cy="2532380"/>
+            <wp:effectExtent l="0" t="0" r="0" b="0"/>
+            <wp:docPr id="1282780836" name="Picture 1" descr="A screenshot of a computer&#10;&#10;AI-generated content may be incorrect."/>
+            <wp:cNvGraphicFramePr>
+              <a:graphicFrameLocks xmlns:a="http://schemas.openxmlformats.org/drawingml/2006/main" noChangeAspect="1"/>
+            </wp:cNvGraphicFramePr>
+            <a:graphic xmlns:a="http://schemas.openxmlformats.org/drawingml/2006/main">
+              <a:graphicData uri="http://schemas.openxmlformats.org/drawingml/2006/picture">
+                <pic:pic xmlns:pic="http://schemas.openxmlformats.org/drawingml/2006/picture">
+                  <pic:nvPicPr>
+                    <pic:cNvPr id="1282780836" name="Picture 1" descr="A screenshot of a computer&#10;&#10;AI-generated content may be incorrect."/>
+                    <pic:cNvPicPr/>
+                  </pic:nvPicPr>
+                  <pic:blipFill>
+                    <a:blip r:embed="rId23"/>
+                    <a:stretch>
+                      <a:fillRect/>
+                    </a:stretch>
+                  </pic:blipFill>
+                  <pic:spPr>
+                    <a:xfrm>
+                      <a:off x="0" y="0"/>
+                      <a:ext cx="6477635" cy="2532380"/>
+                    </a:xfrm>
+                    <a:prstGeom prst="rect">
+                      <a:avLst/>
+                    </a:prstGeom>
+                  </pic:spPr>
+                </pic:pic>
+              </a:graphicData>
+            </a:graphic>
+          </wp:inline>
+        </w:drawing>
+      </w:r>
+    </w:p>
+    <w:p>
+      <w:pPr>
+        <w:ind w:left="470" w:right="421"/>
+      </w:pPr>
+      <w:r>
+        <w:t xml:space="preserve">The above MyVideos108.db file proves that Simon was in fact watching videos in his room because there is a record </w:t>
+      </w:r>
+      <w:r>
+        <w:t xml:space="preserve">of youtube playing </w:t>
+      </w:r>
+      <w:r>
+        <w:t>at 2:07 PM (UTC+9) time and also another at 2:19 PM (UTC+9) time.</w:t>
+      </w:r>
+      <w:r>
         <w:t xml:space="preserve"> </w:t>
       </w:r>
-      <w:r>
-        <w:rPr>
-          <w:sz w:val="22"/>
-        </w:rPr>
-        <w:tab/>
-        <w:t xml:space="preserve"> </w:t>
-      </w:r>
-    </w:p>
-    <w:p>
-      <w:pPr>
-        <w:spacing w:after="10"/>
-        <w:ind w:left="370" w:right="714"/>
-        <w:jc w:val="both"/>
-      </w:pPr>
-      <w:r>
-        <w:rPr>
-          <w:sz w:val="22"/>
-        </w:rPr>
-        <w:t>6.</w:t>
-      </w:r>
-      <w:r>
-        <w:rPr>
-          <w:rFonts w:ascii="Arial" w:eastAsia="Arial" w:hAnsi="Arial" w:cs="Arial"/>
-          <w:sz w:val="22"/>
-        </w:rPr>
-        <w:t xml:space="preserve"> </w:t>
-      </w:r>
-      <w:r>
-        <w:rPr>
-          <w:sz w:val="22"/>
-        </w:rPr>
-        <w:t xml:space="preserve">Refer to the link below to learn how to use this tool: </w:t>
-      </w:r>
-    </w:p>
-    <w:p>
-      <w:pPr>
-        <w:spacing w:after="4" w:line="252" w:lineRule="auto"/>
-        <w:ind w:left="730" w:right="0"/>
-      </w:pPr>
-      <w:hyperlink r:id="rId18">
-        <w:r>
-          <w:rPr>
-            <w:color w:val="0000FF"/>
-            <w:u w:val="single" w:color="0000FF"/>
-          </w:rPr>
-          <w:t>https://github.com/benmanns/onhub/tree/master/cmd/onhubdump</w:t>
-        </w:r>
-      </w:hyperlink>
-      <w:hyperlink r:id="rId19">
-        <w:r>
-          <w:rPr>
-            <w:sz w:val="22"/>
-          </w:rPr>
-          <w:t xml:space="preserve"> </w:t>
-        </w:r>
-      </w:hyperlink>
+    </w:p>
+    <w:p>
+      <w:pPr>
+        <w:ind w:left="470" w:right="421"/>
+      </w:pPr>
+    </w:p>
+    <w:p>
+      <w:pPr>
+        <w:ind w:left="470" w:right="421"/>
+      </w:pPr>
+      <w:r>
+        <w:t>We can also tell from the files I found after filtering using date and time that the activities stopped from around 1:20 AM to 1:35 AM, which is probably the time that Simon decided to go out of his room and found his wife dead</w:t>
+      </w:r>
+      <w:r>
+        <w:t>. Additionally these files are sorted using last written time so that the logs are accurate (when it shows 1:</w:t>
+      </w:r>
+      <w:r>
+        <w:t>19</w:t>
+      </w:r>
+      <w:r>
+        <w:t xml:space="preserve"> AM, it means that there was still some activity on Simon’s devices at that time)</w:t>
+      </w:r>
+      <w:r>
+        <w:t>:</w:t>
+      </w:r>
+    </w:p>
+    <w:p>
+      <w:pPr>
+        <w:ind w:left="470" w:right="421"/>
+      </w:pPr>
+      <w:r>
+        <w:drawing>
+          <wp:inline distT="0" distB="0" distL="0" distR="0" wp14:anchorId="40ECB879" wp14:editId="580A248C">
+            <wp:extent cx="6477635" cy="1332865"/>
+            <wp:effectExtent l="0" t="0" r="0" b="635"/>
+            <wp:docPr id="1226377887" name="Picture 1" descr="A screenshot of a computer&#10;&#10;AI-generated content may be incorrect."/>
+            <wp:cNvGraphicFramePr>
+              <a:graphicFrameLocks xmlns:a="http://schemas.openxmlformats.org/drawingml/2006/main" noChangeAspect="1"/>
+            </wp:cNvGraphicFramePr>
+            <a:graphic xmlns:a="http://schemas.openxmlformats.org/drawingml/2006/main">
+              <a:graphicData uri="http://schemas.openxmlformats.org/drawingml/2006/picture">
+                <pic:pic xmlns:pic="http://schemas.openxmlformats.org/drawingml/2006/picture">
+                  <pic:nvPicPr>
+                    <pic:cNvPr id="1226377887" name="Picture 1" descr="A screenshot of a computer&#10;&#10;AI-generated content may be incorrect."/>
+                    <pic:cNvPicPr/>
+                  </pic:nvPicPr>
+                  <pic:blipFill>
+                    <a:blip r:embed="rId24"/>
+                    <a:stretch>
+                      <a:fillRect/>
+                    </a:stretch>
+                  </pic:blipFill>
+                  <pic:spPr>
+                    <a:xfrm>
+                      <a:off x="0" y="0"/>
+                      <a:ext cx="6477635" cy="1332865"/>
+                    </a:xfrm>
+                    <a:prstGeom prst="rect">
+                      <a:avLst/>
+                    </a:prstGeom>
+                  </pic:spPr>
+                </pic:pic>
+              </a:graphicData>
+            </a:graphic>
+          </wp:inline>
+        </w:drawing>
+      </w:r>
+    </w:p>
+    <w:p>
+      <w:pPr>
+        <w:ind w:left="470" w:right="421"/>
+      </w:pPr>
+    </w:p>
+    <w:p>
+      <w:pPr>
+        <w:ind w:left="470" w:right="421"/>
+      </w:pPr>
+      <w:r>
+        <w:t>Based on all the above proof, I can conclude that Simon did not kill his wife because there is proof of him being in his room and watching</w:t>
+      </w:r>
+      <w:r>
+        <w:t xml:space="preserve"> youtube.</w:t>
+      </w:r>
     </w:p>
     <w:sectPr>
       <w:pgSz w:w="11899" w:h="16838"/>
@@ -3592,7 +3510,7 @@
     <w:lsdException w:name="Hyperlink" w:semiHidden="1" w:unhideWhenUsed="1"/>
     <w:lsdException w:name="FollowedHyperlink" w:semiHidden="1" w:unhideWhenUsed="1"/>
     <w:lsdException w:name="Strong" w:uiPriority="22" w:qFormat="1"/>
-    <w:lsdException w:name="Emphasis" w:uiPriority="20" w:qFormat="1"/>
+    <w:lsdException w:name="Emphasis" w:uiPriority="0" w:qFormat="1"/>
     <w:lsdException w:name="Document Map" w:semiHidden="1" w:unhideWhenUsed="1"/>
     <w:lsdException w:name="Plain Text" w:semiHidden="1" w:unhideWhenUsed="1"/>
     <w:lsdException w:name="E-mail Signature" w:semiHidden="1" w:unhideWhenUsed="1"/>
@@ -3981,6 +3899,95 @@
       <w:sz w:val="24"/>
     </w:rPr>
   </w:style>
+  <w:style w:type="table" w:styleId="TableGrid">
+    <w:name w:val="Table Grid"/>
+    <w:basedOn w:val="TableNormal"/>
+    <w:uiPriority w:val="39"/>
+    <w:rsid w:val="002E4164"/>
+    <w:pPr>
+      <w:spacing w:after="0" w:line="240" w:lineRule="auto"/>
+    </w:pPr>
+    <w:tblPr>
+      <w:tblBorders>
+        <w:top w:val="single" w:sz="4" w:space="0" w:color="auto"/>
+        <w:left w:val="single" w:sz="4" w:space="0" w:color="auto"/>
+        <w:bottom w:val="single" w:sz="4" w:space="0" w:color="auto"/>
+        <w:right w:val="single" w:sz="4" w:space="0" w:color="auto"/>
+        <w:insideH w:val="single" w:sz="4" w:space="0" w:color="auto"/>
+        <w:insideV w:val="single" w:sz="4" w:space="0" w:color="auto"/>
+      </w:tblBorders>
+    </w:tblPr>
+  </w:style>
+  <w:style w:type="character" w:styleId="Hyperlink">
+    <w:name w:val="Hyperlink"/>
+    <w:basedOn w:val="DefaultParagraphFont"/>
+    <w:uiPriority w:val="99"/>
+    <w:unhideWhenUsed/>
+    <w:rsid w:val="00262F03"/>
+    <w:rPr>
+      <w:color w:val="467886" w:themeColor="hyperlink"/>
+      <w:u w:val="single"/>
+    </w:rPr>
+  </w:style>
+  <w:style w:type="character" w:styleId="UnresolvedMention">
+    <w:name w:val="Unresolved Mention"/>
+    <w:basedOn w:val="DefaultParagraphFont"/>
+    <w:uiPriority w:val="99"/>
+    <w:semiHidden/>
+    <w:unhideWhenUsed/>
+    <w:rsid w:val="00262F03"/>
+    <w:rPr>
+      <w:color w:val="605E5C"/>
+      <w:shd w:val="clear" w:color="auto" w:fill="E1DFDD"/>
+    </w:rPr>
+  </w:style>
+  <w:style w:type="character" w:styleId="FollowedHyperlink">
+    <w:name w:val="FollowedHyperlink"/>
+    <w:basedOn w:val="DefaultParagraphFont"/>
+    <w:uiPriority w:val="99"/>
+    <w:semiHidden/>
+    <w:unhideWhenUsed/>
+    <w:rsid w:val="006A1509"/>
+    <w:rPr>
+      <w:color w:val="96607D" w:themeColor="followedHyperlink"/>
+      <w:u w:val="single"/>
+    </w:rPr>
+  </w:style>
+  <w:style w:type="character" w:styleId="Strong">
+    <w:name w:val="Strong"/>
+    <w:basedOn w:val="DefaultParagraphFont"/>
+    <w:uiPriority w:val="22"/>
+    <w:qFormat/>
+    <w:rsid w:val="003B49BE"/>
+    <w:rPr>
+      <w:b/>
+      <w:bCs/>
+    </w:rPr>
+  </w:style>
+  <w:style w:type="paragraph" w:customStyle="1" w:styleId="Standard">
+    <w:name w:val="Standard"/>
+    <w:rsid w:val="00F13894"/>
+    <w:pPr>
+      <w:suppressAutoHyphens/>
+      <w:autoSpaceDN w:val="0"/>
+      <w:spacing w:after="0" w:line="240" w:lineRule="auto"/>
+      <w:textAlignment w:val="baseline"/>
+    </w:pPr>
+    <w:rPr>
+      <w:rFonts w:ascii="Liberation Serif" w:eastAsia="Unifont" w:hAnsi="Liberation Serif" w:cs="Noto Sans Devanagari"/>
+      <w:kern w:val="3"/>
+      <w:lang w:eastAsia="zh-CN" w:bidi="hi-IN"/>
+      <w14:ligatures w14:val="none"/>
+    </w:rPr>
+  </w:style>
+  <w:style w:type="character" w:styleId="Emphasis">
+    <w:name w:val="Emphasis"/>
+    <w:rsid w:val="00F13894"/>
+    <w:rPr>
+      <w:i/>
+      <w:iCs/>
+    </w:rPr>
+  </w:style>
 </w:styles>
 </file>
 
